--- a/project/documents/letters/ffSndItmsToAssoc_NYHonu.docx
+++ b/project/documents/letters/ffSndItmsToAssoc_NYHonu.docx
@@ -677,7 +677,7 @@
           <w:szCs w:val="22"/>
           <w:u w:val="single"/>
         </w:rPr>
-        <w:t>&lt;&lt;dueDate&gt;&gt;</w:t>
+        <w:t>&lt;&lt;dueDate&gt;</w:t>
       </w:r>
       <w:r>
         <w:rPr>
@@ -685,16 +685,17 @@
           <w:b/>
           <w:sz w:val="22"/>
           <w:szCs w:val="22"/>
-        </w:rPr>
-        <w:t xml:space="preserve"> </w:t>
-      </w:r>
-      <w:r>
-        <w:rPr>
-          <w:rFonts w:ascii="Times New Roman" w:hAnsi="Times New Roman"/>
-          <w:sz w:val="22"/>
-          <w:szCs w:val="22"/>
-        </w:rPr>
-        <w:t>deadline.  Please confirm safe receipt of this letter and its enclosure</w:t>
+          <w:u w:val="single"/>
+        </w:rPr>
+        <w:t>&gt;</w:t>
+      </w:r>
+      <w:r>
+        <w:rPr>
+          <w:rFonts w:ascii="Times New Roman" w:hAnsi="Times New Roman"/>
+          <w:sz w:val="22"/>
+          <w:szCs w:val="22"/>
+        </w:rPr>
+        <w:t>.  Please confirm safe receipt of this letter and its enclosure</w:t>
       </w:r>
       <w:r>
         <w:rPr>
@@ -1001,19 +1002,56 @@
       <w:pPr>
         <w:rPr>
           <w:rFonts w:ascii="Times New Roman" w:hAnsi="Times New Roman"/>
-          <w:sz w:val="22"/>
-          <w:szCs w:val="22"/>
-        </w:rPr>
-      </w:pPr>
-      <w:r>
-        <w:rPr>
-          <w:rFonts w:ascii="Times New Roman" w:hAnsi="Times New Roman"/>
           <w:color w:val="000000"/>
           <w:sz w:val="22"/>
           <w:szCs w:val="22"/>
         </w:rPr>
+      </w:pPr>
+      <w:r>
+        <w:rPr>
+          <w:rFonts w:ascii="Times New Roman" w:hAnsi="Times New Roman"/>
+          <w:color w:val="000000"/>
+          <w:sz w:val="22"/>
+          <w:szCs w:val="22"/>
+        </w:rPr>
         <w:t>&lt;&lt;cmgName&gt;&gt;</w:t>
       </w:r>
+    </w:p>
+    <w:p>
+      <w:pPr>
+        <w:rPr>
+          <w:rFonts w:ascii="Times New Roman" w:hAnsi="Times New Roman"/>
+          <w:color w:val="000000"/>
+          <w:sz w:val="22"/>
+          <w:szCs w:val="22"/>
+        </w:rPr>
+      </w:pPr>
+    </w:p>
+    <w:p>
+      <w:pPr>
+        <w:rPr>
+          <w:rFonts w:ascii="Times New Roman" w:hAnsi="Times New Roman"/>
+          <w:sz w:val="22"/>
+          <w:szCs w:val="22"/>
+        </w:rPr>
+      </w:pPr>
+      <w:r>
+        <w:rPr>
+          <w:rFonts w:ascii="Times New Roman" w:hAnsi="Times New Roman"/>
+          <w:sz w:val="22"/>
+          <w:szCs w:val="22"/>
+        </w:rPr>
+        <w:t>Case Management Assistant</w:t>
+      </w:r>
+    </w:p>
+    <w:p>
+      <w:pPr>
+        <w:rPr>
+          <w:rFonts w:ascii="Times New Roman" w:hAnsi="Times New Roman"/>
+          <w:sz w:val="22"/>
+          <w:szCs w:val="22"/>
+        </w:rPr>
+      </w:pPr>
     </w:p>
     <w:sectPr>
       <w:headerReference w:type="default" r:id="rId9"/>

--- a/project/documents/letters/ffSndItmsToAssoc_NYHonu.docx
+++ b/project/documents/letters/ffSndItmsToAssoc_NYHonu.docx
@@ -1,6 +1,6 @@
 
 <file path=word/document.xml><?xml version="1.0" encoding="utf-8"?>
-<w:document xmlns:wpc="http://schemas.microsoft.com/office/word/2010/wordprocessingCanvas" xmlns:cx="http://schemas.microsoft.com/office/drawing/2014/chartex" xmlns:cx1="http://schemas.microsoft.com/office/drawing/2015/9/8/chartex" xmlns:cx2="http://schemas.microsoft.com/office/drawing/2015/10/21/chartex" xmlns:cx3="http://schemas.microsoft.com/office/drawing/2016/5/9/chartex" xmlns:cx4="http://schemas.microsoft.com/office/drawing/2016/5/10/chartex" xmlns:cx5="http://schemas.microsoft.com/office/drawing/2016/5/11/chartex" xmlns:cx6="http://schemas.microsoft.com/office/drawing/2016/5/12/chartex" xmlns:cx7="http://schemas.microsoft.com/office/drawing/2016/5/13/chartex" xmlns:cx8="http://schemas.microsoft.com/office/drawing/2016/5/14/chartex" xmlns:mc="http://schemas.openxmlformats.org/markup-compatibility/2006" xmlns:aink="http://schemas.microsoft.com/office/drawing/2016/ink" xmlns:am3d="http://schemas.microsoft.com/office/drawing/2017/model3d" xmlns:o="urn:schemas-microsoft-com:office:office" xmlns:oel="http://schemas.microsoft.com/office/2019/extlst" xmlns:r="http://schemas.openxmlformats.org/officeDocument/2006/relationships" xmlns:m="http://schemas.openxmlformats.org/officeDocument/2006/math" xmlns:v="urn:schemas-microsoft-com:vml" xmlns:wp14="http://schemas.microsoft.com/office/word/2010/wordprocessingDrawing" xmlns:wp="http://schemas.openxmlformats.org/drawingml/2006/wordprocessingDrawing" xmlns:w10="urn:schemas-microsoft-com:office:word" xmlns:w="http://schemas.openxmlformats.org/wordprocessingml/2006/main" xmlns:w14="http://schemas.microsoft.com/office/word/2010/wordml" xmlns:w15="http://schemas.microsoft.com/office/word/2012/wordml" xmlns:w16cex="http://schemas.microsoft.com/office/word/2018/wordml/cex" xmlns:w16cid="http://schemas.microsoft.com/office/word/2016/wordml/cid" xmlns:w16="http://schemas.microsoft.com/office/word/2018/wordml" xmlns:w16sdtdh="http://schemas.microsoft.com/office/word/2020/wordml/sdtdatahash" xmlns:w16se="http://schemas.microsoft.com/office/word/2015/wordml/symex" xmlns:wpg="http://schemas.microsoft.com/office/word/2010/wordprocessingGroup" xmlns:wpi="http://schemas.microsoft.com/office/word/2010/wordprocessingInk" xmlns:wne="http://schemas.microsoft.com/office/word/2006/wordml" xmlns:wps="http://schemas.microsoft.com/office/word/2010/wordprocessingShape" mc:Ignorable="w14 w15 w16se w16cid w16 w16cex w16sdtdh wp14">
+<w:document xmlns:wpc="http://schemas.microsoft.com/office/word/2010/wordprocessingCanvas" xmlns:cx="http://schemas.microsoft.com/office/drawing/2014/chartex" xmlns:cx1="http://schemas.microsoft.com/office/drawing/2015/9/8/chartex" xmlns:cx2="http://schemas.microsoft.com/office/drawing/2015/10/21/chartex" xmlns:cx3="http://schemas.microsoft.com/office/drawing/2016/5/9/chartex" xmlns:cx4="http://schemas.microsoft.com/office/drawing/2016/5/10/chartex" xmlns:cx5="http://schemas.microsoft.com/office/drawing/2016/5/11/chartex" xmlns:cx6="http://schemas.microsoft.com/office/drawing/2016/5/12/chartex" xmlns:cx7="http://schemas.microsoft.com/office/drawing/2016/5/13/chartex" xmlns:cx8="http://schemas.microsoft.com/office/drawing/2016/5/14/chartex" xmlns:mc="http://schemas.openxmlformats.org/markup-compatibility/2006" xmlns:aink="http://schemas.microsoft.com/office/drawing/2016/ink" xmlns:am3d="http://schemas.microsoft.com/office/drawing/2017/model3d" xmlns:o="urn:schemas-microsoft-com:office:office" xmlns:oel="http://schemas.microsoft.com/office/2019/extlst" xmlns:r="http://schemas.openxmlformats.org/officeDocument/2006/relationships" xmlns:m="http://schemas.openxmlformats.org/officeDocument/2006/math" xmlns:v="urn:schemas-microsoft-com:vml" xmlns:wp14="http://schemas.microsoft.com/office/word/2010/wordprocessingDrawing" xmlns:wp="http://schemas.openxmlformats.org/drawingml/2006/wordprocessingDrawing" xmlns:w10="urn:schemas-microsoft-com:office:word" xmlns:w="http://schemas.openxmlformats.org/wordprocessingml/2006/main" xmlns:w14="http://schemas.microsoft.com/office/word/2010/wordml" xmlns:w15="http://schemas.microsoft.com/office/word/2012/wordml" xmlns:w16cex="http://schemas.microsoft.com/office/word/2018/wordml/cex" xmlns:w16cid="http://schemas.microsoft.com/office/word/2016/wordml/cid" xmlns:w16="http://schemas.microsoft.com/office/word/2018/wordml" xmlns:w16du="http://schemas.microsoft.com/office/word/2023/wordml/word16du" xmlns:w16sdtdh="http://schemas.microsoft.com/office/word/2020/wordml/sdtdatahash" xmlns:w16sdtfl="http://schemas.microsoft.com/office/word/2024/wordml/sdtformatlock" xmlns:w16se="http://schemas.microsoft.com/office/word/2015/wordml/symex" xmlns:wpg="http://schemas.microsoft.com/office/word/2010/wordprocessingGroup" xmlns:wpi="http://schemas.microsoft.com/office/word/2010/wordprocessingInk" xmlns:wne="http://schemas.microsoft.com/office/word/2006/wordml" xmlns:wps="http://schemas.microsoft.com/office/word/2010/wordprocessingShape" mc:Ignorable="w14 w15 w16se w16cid w16 w16cex w16sdtdh w16sdtfl w16du wp14">
   <w:body>
     <w:p>
       <w:pPr>
@@ -449,6 +449,9 @@
     </w:p>
     <w:p>
       <w:pPr>
+        <w:tabs>
+          <w:tab w:val="left" w:pos="6611"/>
+        </w:tabs>
         <w:ind w:left="1440" w:hanging="720"/>
         <w:rPr>
           <w:rFonts w:ascii="Times New Roman" w:hAnsi="Times New Roman"/>
@@ -473,6 +476,15 @@
           <w:szCs w:val="22"/>
         </w:rPr>
         <w:t>&lt;&lt;serialNo&gt;&gt;</w:t>
+      </w:r>
+      <w:r>
+        <w:rPr>
+          <w:rFonts w:ascii="Times New Roman" w:hAnsi="Times New Roman"/>
+          <w:noProof/>
+          <w:sz w:val="22"/>
+          <w:szCs w:val="22"/>
+        </w:rPr>
+        <w:tab/>
       </w:r>
     </w:p>
     <w:p>
@@ -677,7 +689,7 @@
           <w:szCs w:val="22"/>
           <w:u w:val="single"/>
         </w:rPr>
-        <w:t>&lt;&lt;dueDate&gt;</w:t>
+        <w:t>&lt;&lt;dueDate&gt;&gt;</w:t>
       </w:r>
       <w:r>
         <w:rPr>
@@ -685,17 +697,16 @@
           <w:b/>
           <w:sz w:val="22"/>
           <w:szCs w:val="22"/>
-          <w:u w:val="single"/>
-        </w:rPr>
-        <w:t>&gt;</w:t>
-      </w:r>
-      <w:r>
-        <w:rPr>
-          <w:rFonts w:ascii="Times New Roman" w:hAnsi="Times New Roman"/>
-          <w:sz w:val="22"/>
-          <w:szCs w:val="22"/>
-        </w:rPr>
-        <w:t>.  Please confirm safe receipt of this letter and its enclosure</w:t>
+        </w:rPr>
+        <w:t xml:space="preserve"> </w:t>
+      </w:r>
+      <w:r>
+        <w:rPr>
+          <w:rFonts w:ascii="Times New Roman" w:hAnsi="Times New Roman"/>
+          <w:sz w:val="22"/>
+          <w:szCs w:val="22"/>
+        </w:rPr>
+        <w:t>deadline.  Please confirm safe receipt of this letter and its enclosure</w:t>
       </w:r>
       <w:r>
         <w:rPr>
@@ -864,6 +875,21 @@
           <w:sz w:val="22"/>
           <w:szCs w:val="22"/>
         </w:rPr>
+        <w:sectPr>
+          <w:headerReference w:type="even" r:id="rId9"/>
+          <w:headerReference w:type="default" r:id="rId10"/>
+          <w:footerReference w:type="even" r:id="rId11"/>
+          <w:footerReference w:type="default" r:id="rId12"/>
+          <w:headerReference w:type="first" r:id="rId13"/>
+          <w:footerReference w:type="first" r:id="rId14"/>
+          <w:type w:val="continuous"/>
+          <w:pgSz w:w="12240" w:h="15840" w:code="1"/>
+          <w:pgMar w:top="2707" w:right="1440" w:bottom="2707" w:left="1440" w:header="720" w:footer="720" w:gutter="0"/>
+          <w:paperSrc w:first="15" w:other="15"/>
+          <w:cols w:space="720"/>
+          <w:noEndnote/>
+          <w:titlePg/>
+        </w:sectPr>
       </w:pPr>
       <w:r>
         <w:rPr>
@@ -881,7 +907,25 @@
           <w:sz w:val="22"/>
           <w:szCs w:val="22"/>
         </w:rPr>
-        <w:t xml:space="preserve"> Acknowledgement of instructions (except acknowledgements of new filing instructions), non-final reminders, drafts or communications between Attorney, Paralegal and your firm do not need to be reported via the HONU platform.</w:t>
+        <w:t xml:space="preserve"> Acknowledgement of instructions (except acknowledgements of new filing instructions), non-final reminders, drafts or communications between Attorney, Paralegal and your firm do not need to </w:t>
+      </w:r>
+    </w:p>
+    <w:p>
+      <w:pPr>
+        <w:spacing w:after="40"/>
+        <w:rPr>
+          <w:rFonts w:ascii="Times New Roman" w:hAnsi="Times New Roman"/>
+          <w:sz w:val="22"/>
+          <w:szCs w:val="22"/>
+        </w:rPr>
+      </w:pPr>
+      <w:r>
+        <w:rPr>
+          <w:rFonts w:ascii="Times New Roman" w:hAnsi="Times New Roman"/>
+          <w:sz w:val="22"/>
+          <w:szCs w:val="22"/>
+        </w:rPr>
+        <w:t>be reported via the HONU platform.</w:t>
       </w:r>
     </w:p>
     <w:p>
@@ -940,6 +984,7 @@
           <w:sz w:val="22"/>
           <w:szCs w:val="22"/>
         </w:rPr>
+        <w:lastRenderedPageBreak/>
         <w:t>If you have any questions or comments, please contact &lt;&lt;WAName&gt;&gt; at &lt;&lt;WAPhone&gt;&gt; or &lt;&lt;paraName&gt;&gt; at &lt;&lt;paraPhone&gt;&gt;.</w:t>
       </w:r>
     </w:p>
@@ -967,7 +1012,6 @@
           <w:sz w:val="22"/>
           <w:szCs w:val="22"/>
         </w:rPr>
-        <w:lastRenderedPageBreak/>
         <w:t xml:space="preserve">Very truly yours, </w:t>
       </w:r>
     </w:p>
@@ -1002,65 +1046,24 @@
       <w:pPr>
         <w:rPr>
           <w:rFonts w:ascii="Times New Roman" w:hAnsi="Times New Roman"/>
+          <w:sz w:val="22"/>
+          <w:szCs w:val="22"/>
+        </w:rPr>
+      </w:pPr>
+      <w:r>
+        <w:rPr>
+          <w:rFonts w:ascii="Times New Roman" w:hAnsi="Times New Roman"/>
           <w:color w:val="000000"/>
           <w:sz w:val="22"/>
           <w:szCs w:val="22"/>
         </w:rPr>
-      </w:pPr>
-      <w:r>
-        <w:rPr>
-          <w:rFonts w:ascii="Times New Roman" w:hAnsi="Times New Roman"/>
-          <w:color w:val="000000"/>
-          <w:sz w:val="22"/>
-          <w:szCs w:val="22"/>
-        </w:rPr>
         <w:t>&lt;&lt;cmgName&gt;&gt;</w:t>
       </w:r>
     </w:p>
-    <w:p>
-      <w:pPr>
-        <w:rPr>
-          <w:rFonts w:ascii="Times New Roman" w:hAnsi="Times New Roman"/>
-          <w:color w:val="000000"/>
-          <w:sz w:val="22"/>
-          <w:szCs w:val="22"/>
-        </w:rPr>
-      </w:pPr>
-    </w:p>
-    <w:p>
-      <w:pPr>
-        <w:rPr>
-          <w:rFonts w:ascii="Times New Roman" w:hAnsi="Times New Roman"/>
-          <w:sz w:val="22"/>
-          <w:szCs w:val="22"/>
-        </w:rPr>
-      </w:pPr>
-      <w:r>
-        <w:rPr>
-          <w:rFonts w:ascii="Times New Roman" w:hAnsi="Times New Roman"/>
-          <w:sz w:val="22"/>
-          <w:szCs w:val="22"/>
-        </w:rPr>
-        <w:t>Case Management Assistant</w:t>
-      </w:r>
-    </w:p>
-    <w:p>
-      <w:pPr>
-        <w:rPr>
-          <w:rFonts w:ascii="Times New Roman" w:hAnsi="Times New Roman"/>
-          <w:sz w:val="22"/>
-          <w:szCs w:val="22"/>
-        </w:rPr>
-      </w:pPr>
-    </w:p>
     <w:sectPr>
-      <w:headerReference w:type="default" r:id="rId9"/>
-      <w:headerReference w:type="first" r:id="rId10"/>
-      <w:footerReference w:type="first" r:id="rId11"/>
       <w:type w:val="continuous"/>
       <w:pgSz w:w="12240" w:h="15840" w:code="1"/>
-      <w:pgMar w:top="1440" w:right="1440" w:bottom="1267" w:left="1440" w:header="720" w:footer="720" w:gutter="0"/>
-      <w:paperSrc w:first="16642" w:other="7"/>
+      <w:pgMar w:top="1440" w:right="1440" w:bottom="1440" w:left="1440" w:header="720" w:footer="720" w:gutter="0"/>
       <w:cols w:space="720"/>
       <w:noEndnote/>
       <w:titlePg/>
@@ -1070,7 +1073,7 @@
 </file>
 
 <file path=word/endnotes.xml><?xml version="1.0" encoding="utf-8"?>
-<w:endnotes xmlns:wpc="http://schemas.microsoft.com/office/word/2010/wordprocessingCanvas" xmlns:cx="http://schemas.microsoft.com/office/drawing/2014/chartex" xmlns:cx1="http://schemas.microsoft.com/office/drawing/2015/9/8/chartex" xmlns:cx2="http://schemas.microsoft.com/office/drawing/2015/10/21/chartex" xmlns:cx3="http://schemas.microsoft.com/office/drawing/2016/5/9/chartex" xmlns:cx4="http://schemas.microsoft.com/office/drawing/2016/5/10/chartex" xmlns:cx5="http://schemas.microsoft.com/office/drawing/2016/5/11/chartex" xmlns:cx6="http://schemas.microsoft.com/office/drawing/2016/5/12/chartex" xmlns:cx7="http://schemas.microsoft.com/office/drawing/2016/5/13/chartex" xmlns:cx8="http://schemas.microsoft.com/office/drawing/2016/5/14/chartex" xmlns:mc="http://schemas.openxmlformats.org/markup-compatibility/2006" xmlns:aink="http://schemas.microsoft.com/office/drawing/2016/ink" xmlns:am3d="http://schemas.microsoft.com/office/drawing/2017/model3d" xmlns:o="urn:schemas-microsoft-com:office:office" xmlns:oel="http://schemas.microsoft.com/office/2019/extlst" xmlns:r="http://schemas.openxmlformats.org/officeDocument/2006/relationships" xmlns:m="http://schemas.openxmlformats.org/officeDocument/2006/math" xmlns:v="urn:schemas-microsoft-com:vml" xmlns:wp14="http://schemas.microsoft.com/office/word/2010/wordprocessingDrawing" xmlns:wp="http://schemas.openxmlformats.org/drawingml/2006/wordprocessingDrawing" xmlns:w10="urn:schemas-microsoft-com:office:word" xmlns:w="http://schemas.openxmlformats.org/wordprocessingml/2006/main" xmlns:w14="http://schemas.microsoft.com/office/word/2010/wordml" xmlns:w15="http://schemas.microsoft.com/office/word/2012/wordml" xmlns:w16cex="http://schemas.microsoft.com/office/word/2018/wordml/cex" xmlns:w16cid="http://schemas.microsoft.com/office/word/2016/wordml/cid" xmlns:w16="http://schemas.microsoft.com/office/word/2018/wordml" xmlns:w16sdtdh="http://schemas.microsoft.com/office/word/2020/wordml/sdtdatahash" xmlns:w16se="http://schemas.microsoft.com/office/word/2015/wordml/symex" xmlns:wpg="http://schemas.microsoft.com/office/word/2010/wordprocessingGroup" xmlns:wpi="http://schemas.microsoft.com/office/word/2010/wordprocessingInk" xmlns:wne="http://schemas.microsoft.com/office/word/2006/wordml" xmlns:wps="http://schemas.microsoft.com/office/word/2010/wordprocessingShape" mc:Ignorable="w14 w15 w16se w16cid w16 w16cex w16sdtdh wp14">
+<w:endnotes xmlns:wpc="http://schemas.microsoft.com/office/word/2010/wordprocessingCanvas" xmlns:cx="http://schemas.microsoft.com/office/drawing/2014/chartex" xmlns:cx1="http://schemas.microsoft.com/office/drawing/2015/9/8/chartex" xmlns:cx2="http://schemas.microsoft.com/office/drawing/2015/10/21/chartex" xmlns:cx3="http://schemas.microsoft.com/office/drawing/2016/5/9/chartex" xmlns:cx4="http://schemas.microsoft.com/office/drawing/2016/5/10/chartex" xmlns:cx5="http://schemas.microsoft.com/office/drawing/2016/5/11/chartex" xmlns:cx6="http://schemas.microsoft.com/office/drawing/2016/5/12/chartex" xmlns:cx7="http://schemas.microsoft.com/office/drawing/2016/5/13/chartex" xmlns:cx8="http://schemas.microsoft.com/office/drawing/2016/5/14/chartex" xmlns:mc="http://schemas.openxmlformats.org/markup-compatibility/2006" xmlns:aink="http://schemas.microsoft.com/office/drawing/2016/ink" xmlns:am3d="http://schemas.microsoft.com/office/drawing/2017/model3d" xmlns:o="urn:schemas-microsoft-com:office:office" xmlns:oel="http://schemas.microsoft.com/office/2019/extlst" xmlns:r="http://schemas.openxmlformats.org/officeDocument/2006/relationships" xmlns:m="http://schemas.openxmlformats.org/officeDocument/2006/math" xmlns:v="urn:schemas-microsoft-com:vml" xmlns:wp14="http://schemas.microsoft.com/office/word/2010/wordprocessingDrawing" xmlns:wp="http://schemas.openxmlformats.org/drawingml/2006/wordprocessingDrawing" xmlns:w10="urn:schemas-microsoft-com:office:word" xmlns:w="http://schemas.openxmlformats.org/wordprocessingml/2006/main" xmlns:w14="http://schemas.microsoft.com/office/word/2010/wordml" xmlns:w15="http://schemas.microsoft.com/office/word/2012/wordml" xmlns:w16cex="http://schemas.microsoft.com/office/word/2018/wordml/cex" xmlns:w16cid="http://schemas.microsoft.com/office/word/2016/wordml/cid" xmlns:w16="http://schemas.microsoft.com/office/word/2018/wordml" xmlns:w16du="http://schemas.microsoft.com/office/word/2023/wordml/word16du" xmlns:w16sdtdh="http://schemas.microsoft.com/office/word/2020/wordml/sdtdatahash" xmlns:w16sdtfl="http://schemas.microsoft.com/office/word/2024/wordml/sdtformatlock" xmlns:w16se="http://schemas.microsoft.com/office/word/2015/wordml/symex" xmlns:wpg="http://schemas.microsoft.com/office/word/2010/wordprocessingGroup" xmlns:wpi="http://schemas.microsoft.com/office/word/2010/wordprocessingInk" xmlns:wne="http://schemas.microsoft.com/office/word/2006/wordml" xmlns:wps="http://schemas.microsoft.com/office/word/2010/wordprocessingShape" mc:Ignorable="w14 w15 w16se w16cid w16 w16cex w16sdtdh w16sdtfl w16du wp14">
   <w:endnote w:type="separator" w:id="-1">
     <w:p>
       <w:r>
@@ -1089,90 +1092,37 @@
 </file>
 
 <file path=word/footer1.xml><?xml version="1.0" encoding="utf-8"?>
-<w:ftr xmlns:wpc="http://schemas.microsoft.com/office/word/2010/wordprocessingCanvas" xmlns:cx="http://schemas.microsoft.com/office/drawing/2014/chartex" xmlns:cx1="http://schemas.microsoft.com/office/drawing/2015/9/8/chartex" xmlns:cx2="http://schemas.microsoft.com/office/drawing/2015/10/21/chartex" xmlns:cx3="http://schemas.microsoft.com/office/drawing/2016/5/9/chartex" xmlns:cx4="http://schemas.microsoft.com/office/drawing/2016/5/10/chartex" xmlns:cx5="http://schemas.microsoft.com/office/drawing/2016/5/11/chartex" xmlns:cx6="http://schemas.microsoft.com/office/drawing/2016/5/12/chartex" xmlns:cx7="http://schemas.microsoft.com/office/drawing/2016/5/13/chartex" xmlns:cx8="http://schemas.microsoft.com/office/drawing/2016/5/14/chartex" xmlns:mc="http://schemas.openxmlformats.org/markup-compatibility/2006" xmlns:aink="http://schemas.microsoft.com/office/drawing/2016/ink" xmlns:am3d="http://schemas.microsoft.com/office/drawing/2017/model3d" xmlns:o="urn:schemas-microsoft-com:office:office" xmlns:oel="http://schemas.microsoft.com/office/2019/extlst" xmlns:r="http://schemas.openxmlformats.org/officeDocument/2006/relationships" xmlns:m="http://schemas.openxmlformats.org/officeDocument/2006/math" xmlns:v="urn:schemas-microsoft-com:vml" xmlns:wp14="http://schemas.microsoft.com/office/word/2010/wordprocessingDrawing" xmlns:wp="http://schemas.openxmlformats.org/drawingml/2006/wordprocessingDrawing" xmlns:w10="urn:schemas-microsoft-com:office:word" xmlns:w="http://schemas.openxmlformats.org/wordprocessingml/2006/main" xmlns:w14="http://schemas.microsoft.com/office/word/2010/wordml" xmlns:w15="http://schemas.microsoft.com/office/word/2012/wordml" xmlns:w16cex="http://schemas.microsoft.com/office/word/2018/wordml/cex" xmlns:w16cid="http://schemas.microsoft.com/office/word/2016/wordml/cid" xmlns:w16="http://schemas.microsoft.com/office/word/2018/wordml" xmlns:w16sdtdh="http://schemas.microsoft.com/office/word/2020/wordml/sdtdatahash" xmlns:w16se="http://schemas.microsoft.com/office/word/2015/wordml/symex" xmlns:wpg="http://schemas.microsoft.com/office/word/2010/wordprocessingGroup" xmlns:wpi="http://schemas.microsoft.com/office/word/2010/wordprocessingInk" xmlns:wne="http://schemas.microsoft.com/office/word/2006/wordml" xmlns:wps="http://schemas.microsoft.com/office/word/2010/wordprocessingShape" mc:Ignorable="w14 w15 w16se w16cid w16 w16cex w16sdtdh wp14">
+<w:ftr xmlns:wpc="http://schemas.microsoft.com/office/word/2010/wordprocessingCanvas" xmlns:cx="http://schemas.microsoft.com/office/drawing/2014/chartex" xmlns:cx1="http://schemas.microsoft.com/office/drawing/2015/9/8/chartex" xmlns:cx2="http://schemas.microsoft.com/office/drawing/2015/10/21/chartex" xmlns:cx3="http://schemas.microsoft.com/office/drawing/2016/5/9/chartex" xmlns:cx4="http://schemas.microsoft.com/office/drawing/2016/5/10/chartex" xmlns:cx5="http://schemas.microsoft.com/office/drawing/2016/5/11/chartex" xmlns:cx6="http://schemas.microsoft.com/office/drawing/2016/5/12/chartex" xmlns:cx7="http://schemas.microsoft.com/office/drawing/2016/5/13/chartex" xmlns:cx8="http://schemas.microsoft.com/office/drawing/2016/5/14/chartex" xmlns:mc="http://schemas.openxmlformats.org/markup-compatibility/2006" xmlns:aink="http://schemas.microsoft.com/office/drawing/2016/ink" xmlns:am3d="http://schemas.microsoft.com/office/drawing/2017/model3d" xmlns:o="urn:schemas-microsoft-com:office:office" xmlns:oel="http://schemas.microsoft.com/office/2019/extlst" xmlns:r="http://schemas.openxmlformats.org/officeDocument/2006/relationships" xmlns:m="http://schemas.openxmlformats.org/officeDocument/2006/math" xmlns:v="urn:schemas-microsoft-com:vml" xmlns:wp14="http://schemas.microsoft.com/office/word/2010/wordprocessingDrawing" xmlns:wp="http://schemas.openxmlformats.org/drawingml/2006/wordprocessingDrawing" xmlns:w10="urn:schemas-microsoft-com:office:word" xmlns:w="http://schemas.openxmlformats.org/wordprocessingml/2006/main" xmlns:w14="http://schemas.microsoft.com/office/word/2010/wordml" xmlns:w15="http://schemas.microsoft.com/office/word/2012/wordml" xmlns:w16cex="http://schemas.microsoft.com/office/word/2018/wordml/cex" xmlns:w16cid="http://schemas.microsoft.com/office/word/2016/wordml/cid" xmlns:w16="http://schemas.microsoft.com/office/word/2018/wordml" xmlns:w16du="http://schemas.microsoft.com/office/word/2023/wordml/word16du" xmlns:w16sdtdh="http://schemas.microsoft.com/office/word/2020/wordml/sdtdatahash" xmlns:w16sdtfl="http://schemas.microsoft.com/office/word/2024/wordml/sdtformatlock" xmlns:w16se="http://schemas.microsoft.com/office/word/2015/wordml/symex" xmlns:wpg="http://schemas.microsoft.com/office/word/2010/wordprocessingGroup" xmlns:wpi="http://schemas.microsoft.com/office/word/2010/wordprocessingInk" xmlns:wne="http://schemas.microsoft.com/office/word/2006/wordml" xmlns:wps="http://schemas.microsoft.com/office/word/2010/wordprocessingShape" mc:Ignorable="w14 w15 w16se w16cid w16 w16cex w16sdtdh w16sdtfl w16du wp14">
   <w:p>
     <w:pPr>
       <w:pStyle w:val="Footer"/>
     </w:pPr>
-    <w:r>
-      <w:rPr>
-        <w:rFonts w:ascii="Times New Roman" w:hAnsi="Times New Roman"/>
-        <w:noProof/>
-      </w:rPr>
-      <w:drawing>
-        <wp:anchor distT="0" distB="0" distL="114300" distR="114300" simplePos="0" relativeHeight="251658240" behindDoc="0" locked="0" layoutInCell="1" allowOverlap="1" wp14:anchorId="790F3D10" wp14:editId="58A69708">
-          <wp:simplePos x="0" y="0"/>
-          <wp:positionH relativeFrom="page">
-            <wp:posOffset>0</wp:posOffset>
-          </wp:positionH>
-          <wp:positionV relativeFrom="paragraph">
-            <wp:posOffset>0</wp:posOffset>
-          </wp:positionV>
-          <wp:extent cx="7769225" cy="390525"/>
-          <wp:effectExtent l="0" t="0" r="0" b="0"/>
-          <wp:wrapThrough wrapText="bothSides">
-            <wp:wrapPolygon edited="0">
-              <wp:start x="0" y="0"/>
-              <wp:lineTo x="0" y="21073"/>
-              <wp:lineTo x="21556" y="21073"/>
-              <wp:lineTo x="21556" y="0"/>
-              <wp:lineTo x="0" y="0"/>
-            </wp:wrapPolygon>
-          </wp:wrapThrough>
-          <wp:docPr id="2" name="Picture 5" descr="A picture containing text, screenshot, font&#10;&#10;Description automatically generated"/>
-          <wp:cNvGraphicFramePr>
-            <a:graphicFrameLocks xmlns:a="http://schemas.openxmlformats.org/drawingml/2006/main" noChangeAspect="1"/>
-          </wp:cNvGraphicFramePr>
-          <a:graphic xmlns:a="http://schemas.openxmlformats.org/drawingml/2006/main">
-            <a:graphicData uri="http://schemas.openxmlformats.org/drawingml/2006/picture">
-              <pic:pic xmlns:pic="http://schemas.openxmlformats.org/drawingml/2006/picture">
-                <pic:nvPicPr>
-                  <pic:cNvPr id="0" name="Picture 5" descr="A picture containing text, screenshot, font&#10;&#10;Description automatically generated"/>
-                  <pic:cNvPicPr>
-                    <a:picLocks noChangeAspect="1" noChangeArrowheads="1"/>
-                  </pic:cNvPicPr>
-                </pic:nvPicPr>
-                <pic:blipFill>
-                  <a:blip r:embed="rId1">
-                    <a:extLst>
-                      <a:ext uri="{28A0092B-C50C-407E-A947-70E740481C1C}">
-                        <a14:useLocalDpi xmlns:a14="http://schemas.microsoft.com/office/drawing/2010/main" val="0"/>
-                      </a:ext>
-                    </a:extLst>
-                  </a:blip>
-                  <a:srcRect t="91068" b="5022"/>
-                  <a:stretch>
-                    <a:fillRect/>
-                  </a:stretch>
-                </pic:blipFill>
-                <pic:spPr bwMode="auto">
-                  <a:xfrm>
-                    <a:off x="0" y="0"/>
-                    <a:ext cx="7769225" cy="390525"/>
-                  </a:xfrm>
-                  <a:prstGeom prst="rect">
-                    <a:avLst/>
-                  </a:prstGeom>
-                  <a:noFill/>
-                </pic:spPr>
-              </pic:pic>
-            </a:graphicData>
-          </a:graphic>
-          <wp14:sizeRelH relativeFrom="margin">
-            <wp14:pctWidth>0</wp14:pctWidth>
-          </wp14:sizeRelH>
-          <wp14:sizeRelV relativeFrom="margin">
-            <wp14:pctHeight>0</wp14:pctHeight>
-          </wp14:sizeRelV>
-        </wp:anchor>
-      </w:drawing>
-    </w:r>
+  </w:p>
+</w:ftr>
+</file>
+
+<file path=word/footer2.xml><?xml version="1.0" encoding="utf-8"?>
+<w:ftr xmlns:wpc="http://schemas.microsoft.com/office/word/2010/wordprocessingCanvas" xmlns:cx="http://schemas.microsoft.com/office/drawing/2014/chartex" xmlns:cx1="http://schemas.microsoft.com/office/drawing/2015/9/8/chartex" xmlns:cx2="http://schemas.microsoft.com/office/drawing/2015/10/21/chartex" xmlns:cx3="http://schemas.microsoft.com/office/drawing/2016/5/9/chartex" xmlns:cx4="http://schemas.microsoft.com/office/drawing/2016/5/10/chartex" xmlns:cx5="http://schemas.microsoft.com/office/drawing/2016/5/11/chartex" xmlns:cx6="http://schemas.microsoft.com/office/drawing/2016/5/12/chartex" xmlns:cx7="http://schemas.microsoft.com/office/drawing/2016/5/13/chartex" xmlns:cx8="http://schemas.microsoft.com/office/drawing/2016/5/14/chartex" xmlns:mc="http://schemas.openxmlformats.org/markup-compatibility/2006" xmlns:aink="http://schemas.microsoft.com/office/drawing/2016/ink" xmlns:am3d="http://schemas.microsoft.com/office/drawing/2017/model3d" xmlns:o="urn:schemas-microsoft-com:office:office" xmlns:oel="http://schemas.microsoft.com/office/2019/extlst" xmlns:r="http://schemas.openxmlformats.org/officeDocument/2006/relationships" xmlns:m="http://schemas.openxmlformats.org/officeDocument/2006/math" xmlns:v="urn:schemas-microsoft-com:vml" xmlns:wp14="http://schemas.microsoft.com/office/word/2010/wordprocessingDrawing" xmlns:wp="http://schemas.openxmlformats.org/drawingml/2006/wordprocessingDrawing" xmlns:w10="urn:schemas-microsoft-com:office:word" xmlns:w="http://schemas.openxmlformats.org/wordprocessingml/2006/main" xmlns:w14="http://schemas.microsoft.com/office/word/2010/wordml" xmlns:w15="http://schemas.microsoft.com/office/word/2012/wordml" xmlns:w16cex="http://schemas.microsoft.com/office/word/2018/wordml/cex" xmlns:w16cid="http://schemas.microsoft.com/office/word/2016/wordml/cid" xmlns:w16="http://schemas.microsoft.com/office/word/2018/wordml" xmlns:w16du="http://schemas.microsoft.com/office/word/2023/wordml/word16du" xmlns:w16sdtdh="http://schemas.microsoft.com/office/word/2020/wordml/sdtdatahash" xmlns:w16sdtfl="http://schemas.microsoft.com/office/word/2024/wordml/sdtformatlock" xmlns:w16se="http://schemas.microsoft.com/office/word/2015/wordml/symex" xmlns:wpg="http://schemas.microsoft.com/office/word/2010/wordprocessingGroup" xmlns:wpi="http://schemas.microsoft.com/office/word/2010/wordprocessingInk" xmlns:wne="http://schemas.microsoft.com/office/word/2006/wordml" xmlns:wps="http://schemas.microsoft.com/office/word/2010/wordprocessingShape" mc:Ignorable="w14 w15 w16se w16cid w16 w16cex w16sdtdh w16sdtfl w16du wp14">
+  <w:p>
+    <w:pPr>
+      <w:pStyle w:val="Footer"/>
+    </w:pPr>
+  </w:p>
+</w:ftr>
+</file>
+
+<file path=word/footer3.xml><?xml version="1.0" encoding="utf-8"?>
+<w:ftr xmlns:wpc="http://schemas.microsoft.com/office/word/2010/wordprocessingCanvas" xmlns:cx="http://schemas.microsoft.com/office/drawing/2014/chartex" xmlns:cx1="http://schemas.microsoft.com/office/drawing/2015/9/8/chartex" xmlns:cx2="http://schemas.microsoft.com/office/drawing/2015/10/21/chartex" xmlns:cx3="http://schemas.microsoft.com/office/drawing/2016/5/9/chartex" xmlns:cx4="http://schemas.microsoft.com/office/drawing/2016/5/10/chartex" xmlns:cx5="http://schemas.microsoft.com/office/drawing/2016/5/11/chartex" xmlns:cx6="http://schemas.microsoft.com/office/drawing/2016/5/12/chartex" xmlns:cx7="http://schemas.microsoft.com/office/drawing/2016/5/13/chartex" xmlns:cx8="http://schemas.microsoft.com/office/drawing/2016/5/14/chartex" xmlns:mc="http://schemas.openxmlformats.org/markup-compatibility/2006" xmlns:aink="http://schemas.microsoft.com/office/drawing/2016/ink" xmlns:am3d="http://schemas.microsoft.com/office/drawing/2017/model3d" xmlns:o="urn:schemas-microsoft-com:office:office" xmlns:oel="http://schemas.microsoft.com/office/2019/extlst" xmlns:r="http://schemas.openxmlformats.org/officeDocument/2006/relationships" xmlns:m="http://schemas.openxmlformats.org/officeDocument/2006/math" xmlns:v="urn:schemas-microsoft-com:vml" xmlns:wp14="http://schemas.microsoft.com/office/word/2010/wordprocessingDrawing" xmlns:wp="http://schemas.openxmlformats.org/drawingml/2006/wordprocessingDrawing" xmlns:w10="urn:schemas-microsoft-com:office:word" xmlns:w="http://schemas.openxmlformats.org/wordprocessingml/2006/main" xmlns:w14="http://schemas.microsoft.com/office/word/2010/wordml" xmlns:w15="http://schemas.microsoft.com/office/word/2012/wordml" xmlns:w16cex="http://schemas.microsoft.com/office/word/2018/wordml/cex" xmlns:w16cid="http://schemas.microsoft.com/office/word/2016/wordml/cid" xmlns:w16="http://schemas.microsoft.com/office/word/2018/wordml" xmlns:w16du="http://schemas.microsoft.com/office/word/2023/wordml/word16du" xmlns:w16sdtdh="http://schemas.microsoft.com/office/word/2020/wordml/sdtdatahash" xmlns:w16sdtfl="http://schemas.microsoft.com/office/word/2024/wordml/sdtformatlock" xmlns:w16se="http://schemas.microsoft.com/office/word/2015/wordml/symex" xmlns:wpg="http://schemas.microsoft.com/office/word/2010/wordprocessingGroup" xmlns:wpi="http://schemas.microsoft.com/office/word/2010/wordprocessingInk" xmlns:wne="http://schemas.microsoft.com/office/word/2006/wordml" xmlns:wps="http://schemas.microsoft.com/office/word/2010/wordprocessingShape" mc:Ignorable="w14 w15 w16se w16cid w16 w16cex w16sdtdh w16sdtfl w16du wp14">
+  <w:p>
+    <w:pPr>
+      <w:pStyle w:val="Footer"/>
+    </w:pPr>
   </w:p>
 </w:ftr>
 </file>
 
 <file path=word/footnotes.xml><?xml version="1.0" encoding="utf-8"?>
-<w:footnotes xmlns:wpc="http://schemas.microsoft.com/office/word/2010/wordprocessingCanvas" xmlns:cx="http://schemas.microsoft.com/office/drawing/2014/chartex" xmlns:cx1="http://schemas.microsoft.com/office/drawing/2015/9/8/chartex" xmlns:cx2="http://schemas.microsoft.com/office/drawing/2015/10/21/chartex" xmlns:cx3="http://schemas.microsoft.com/office/drawing/2016/5/9/chartex" xmlns:cx4="http://schemas.microsoft.com/office/drawing/2016/5/10/chartex" xmlns:cx5="http://schemas.microsoft.com/office/drawing/2016/5/11/chartex" xmlns:cx6="http://schemas.microsoft.com/office/drawing/2016/5/12/chartex" xmlns:cx7="http://schemas.microsoft.com/office/drawing/2016/5/13/chartex" xmlns:cx8="http://schemas.microsoft.com/office/drawing/2016/5/14/chartex" xmlns:mc="http://schemas.openxmlformats.org/markup-compatibility/2006" xmlns:aink="http://schemas.microsoft.com/office/drawing/2016/ink" xmlns:am3d="http://schemas.microsoft.com/office/drawing/2017/model3d" xmlns:o="urn:schemas-microsoft-com:office:office" xmlns:oel="http://schemas.microsoft.com/office/2019/extlst" xmlns:r="http://schemas.openxmlformats.org/officeDocument/2006/relationships" xmlns:m="http://schemas.openxmlformats.org/officeDocument/2006/math" xmlns:v="urn:schemas-microsoft-com:vml" xmlns:wp14="http://schemas.microsoft.com/office/word/2010/wordprocessingDrawing" xmlns:wp="http://schemas.openxmlformats.org/drawingml/2006/wordprocessingDrawing" xmlns:w10="urn:schemas-microsoft-com:office:word" xmlns:w="http://schemas.openxmlformats.org/wordprocessingml/2006/main" xmlns:w14="http://schemas.microsoft.com/office/word/2010/wordml" xmlns:w15="http://schemas.microsoft.com/office/word/2012/wordml" xmlns:w16cex="http://schemas.microsoft.com/office/word/2018/wordml/cex" xmlns:w16cid="http://schemas.microsoft.com/office/word/2016/wordml/cid" xmlns:w16="http://schemas.microsoft.com/office/word/2018/wordml" xmlns:w16sdtdh="http://schemas.microsoft.com/office/word/2020/wordml/sdtdatahash" xmlns:w16se="http://schemas.microsoft.com/office/word/2015/wordml/symex" xmlns:wpg="http://schemas.microsoft.com/office/word/2010/wordprocessingGroup" xmlns:wpi="http://schemas.microsoft.com/office/word/2010/wordprocessingInk" xmlns:wne="http://schemas.microsoft.com/office/word/2006/wordml" xmlns:wps="http://schemas.microsoft.com/office/word/2010/wordprocessingShape" mc:Ignorable="w14 w15 w16se w16cid w16 w16cex w16sdtdh wp14">
+<w:footnotes xmlns:wpc="http://schemas.microsoft.com/office/word/2010/wordprocessingCanvas" xmlns:cx="http://schemas.microsoft.com/office/drawing/2014/chartex" xmlns:cx1="http://schemas.microsoft.com/office/drawing/2015/9/8/chartex" xmlns:cx2="http://schemas.microsoft.com/office/drawing/2015/10/21/chartex" xmlns:cx3="http://schemas.microsoft.com/office/drawing/2016/5/9/chartex" xmlns:cx4="http://schemas.microsoft.com/office/drawing/2016/5/10/chartex" xmlns:cx5="http://schemas.microsoft.com/office/drawing/2016/5/11/chartex" xmlns:cx6="http://schemas.microsoft.com/office/drawing/2016/5/12/chartex" xmlns:cx7="http://schemas.microsoft.com/office/drawing/2016/5/13/chartex" xmlns:cx8="http://schemas.microsoft.com/office/drawing/2016/5/14/chartex" xmlns:mc="http://schemas.openxmlformats.org/markup-compatibility/2006" xmlns:aink="http://schemas.microsoft.com/office/drawing/2016/ink" xmlns:am3d="http://schemas.microsoft.com/office/drawing/2017/model3d" xmlns:o="urn:schemas-microsoft-com:office:office" xmlns:oel="http://schemas.microsoft.com/office/2019/extlst" xmlns:r="http://schemas.openxmlformats.org/officeDocument/2006/relationships" xmlns:m="http://schemas.openxmlformats.org/officeDocument/2006/math" xmlns:v="urn:schemas-microsoft-com:vml" xmlns:wp14="http://schemas.microsoft.com/office/word/2010/wordprocessingDrawing" xmlns:wp="http://schemas.openxmlformats.org/drawingml/2006/wordprocessingDrawing" xmlns:w10="urn:schemas-microsoft-com:office:word" xmlns:w="http://schemas.openxmlformats.org/wordprocessingml/2006/main" xmlns:w14="http://schemas.microsoft.com/office/word/2010/wordml" xmlns:w15="http://schemas.microsoft.com/office/word/2012/wordml" xmlns:w16cex="http://schemas.microsoft.com/office/word/2018/wordml/cex" xmlns:w16cid="http://schemas.microsoft.com/office/word/2016/wordml/cid" xmlns:w16="http://schemas.microsoft.com/office/word/2018/wordml" xmlns:w16du="http://schemas.microsoft.com/office/word/2023/wordml/word16du" xmlns:w16sdtdh="http://schemas.microsoft.com/office/word/2020/wordml/sdtdatahash" xmlns:w16sdtfl="http://schemas.microsoft.com/office/word/2024/wordml/sdtformatlock" xmlns:w16se="http://schemas.microsoft.com/office/word/2015/wordml/symex" xmlns:wpg="http://schemas.microsoft.com/office/word/2010/wordprocessingGroup" xmlns:wpi="http://schemas.microsoft.com/office/word/2010/wordprocessingInk" xmlns:wne="http://schemas.microsoft.com/office/word/2006/wordml" xmlns:wps="http://schemas.microsoft.com/office/word/2010/wordprocessingShape" mc:Ignorable="w14 w15 w16se w16cid w16 w16cex w16sdtdh w16sdtfl w16du wp14">
   <w:footnote w:type="separator" w:id="-1">
     <w:p>
       <w:r>
@@ -1191,7 +1141,17 @@
 </file>
 
 <file path=word/header1.xml><?xml version="1.0" encoding="utf-8"?>
-<w:hdr xmlns:wpc="http://schemas.microsoft.com/office/word/2010/wordprocessingCanvas" xmlns:cx="http://schemas.microsoft.com/office/drawing/2014/chartex" xmlns:cx1="http://schemas.microsoft.com/office/drawing/2015/9/8/chartex" xmlns:cx2="http://schemas.microsoft.com/office/drawing/2015/10/21/chartex" xmlns:cx3="http://schemas.microsoft.com/office/drawing/2016/5/9/chartex" xmlns:cx4="http://schemas.microsoft.com/office/drawing/2016/5/10/chartex" xmlns:cx5="http://schemas.microsoft.com/office/drawing/2016/5/11/chartex" xmlns:cx6="http://schemas.microsoft.com/office/drawing/2016/5/12/chartex" xmlns:cx7="http://schemas.microsoft.com/office/drawing/2016/5/13/chartex" xmlns:cx8="http://schemas.microsoft.com/office/drawing/2016/5/14/chartex" xmlns:mc="http://schemas.openxmlformats.org/markup-compatibility/2006" xmlns:aink="http://schemas.microsoft.com/office/drawing/2016/ink" xmlns:am3d="http://schemas.microsoft.com/office/drawing/2017/model3d" xmlns:o="urn:schemas-microsoft-com:office:office" xmlns:oel="http://schemas.microsoft.com/office/2019/extlst" xmlns:r="http://schemas.openxmlformats.org/officeDocument/2006/relationships" xmlns:m="http://schemas.openxmlformats.org/officeDocument/2006/math" xmlns:v="urn:schemas-microsoft-com:vml" xmlns:wp14="http://schemas.microsoft.com/office/word/2010/wordprocessingDrawing" xmlns:wp="http://schemas.openxmlformats.org/drawingml/2006/wordprocessingDrawing" xmlns:w10="urn:schemas-microsoft-com:office:word" xmlns:w="http://schemas.openxmlformats.org/wordprocessingml/2006/main" xmlns:w14="http://schemas.microsoft.com/office/word/2010/wordml" xmlns:w15="http://schemas.microsoft.com/office/word/2012/wordml" xmlns:w16cex="http://schemas.microsoft.com/office/word/2018/wordml/cex" xmlns:w16cid="http://schemas.microsoft.com/office/word/2016/wordml/cid" xmlns:w16="http://schemas.microsoft.com/office/word/2018/wordml" xmlns:w16sdtdh="http://schemas.microsoft.com/office/word/2020/wordml/sdtdatahash" xmlns:w16se="http://schemas.microsoft.com/office/word/2015/wordml/symex" xmlns:wpg="http://schemas.microsoft.com/office/word/2010/wordprocessingGroup" xmlns:wpi="http://schemas.microsoft.com/office/word/2010/wordprocessingInk" xmlns:wne="http://schemas.microsoft.com/office/word/2006/wordml" xmlns:wps="http://schemas.microsoft.com/office/word/2010/wordprocessingShape" mc:Ignorable="w14 w15 w16se w16cid w16 w16cex w16sdtdh wp14">
+<w:hdr xmlns:wpc="http://schemas.microsoft.com/office/word/2010/wordprocessingCanvas" xmlns:cx="http://schemas.microsoft.com/office/drawing/2014/chartex" xmlns:cx1="http://schemas.microsoft.com/office/drawing/2015/9/8/chartex" xmlns:cx2="http://schemas.microsoft.com/office/drawing/2015/10/21/chartex" xmlns:cx3="http://schemas.microsoft.com/office/drawing/2016/5/9/chartex" xmlns:cx4="http://schemas.microsoft.com/office/drawing/2016/5/10/chartex" xmlns:cx5="http://schemas.microsoft.com/office/drawing/2016/5/11/chartex" xmlns:cx6="http://schemas.microsoft.com/office/drawing/2016/5/12/chartex" xmlns:cx7="http://schemas.microsoft.com/office/drawing/2016/5/13/chartex" xmlns:cx8="http://schemas.microsoft.com/office/drawing/2016/5/14/chartex" xmlns:mc="http://schemas.openxmlformats.org/markup-compatibility/2006" xmlns:aink="http://schemas.microsoft.com/office/drawing/2016/ink" xmlns:am3d="http://schemas.microsoft.com/office/drawing/2017/model3d" xmlns:o="urn:schemas-microsoft-com:office:office" xmlns:oel="http://schemas.microsoft.com/office/2019/extlst" xmlns:r="http://schemas.openxmlformats.org/officeDocument/2006/relationships" xmlns:m="http://schemas.openxmlformats.org/officeDocument/2006/math" xmlns:v="urn:schemas-microsoft-com:vml" xmlns:wp14="http://schemas.microsoft.com/office/word/2010/wordprocessingDrawing" xmlns:wp="http://schemas.openxmlformats.org/drawingml/2006/wordprocessingDrawing" xmlns:w10="urn:schemas-microsoft-com:office:word" xmlns:w="http://schemas.openxmlformats.org/wordprocessingml/2006/main" xmlns:w14="http://schemas.microsoft.com/office/word/2010/wordml" xmlns:w15="http://schemas.microsoft.com/office/word/2012/wordml" xmlns:w16cex="http://schemas.microsoft.com/office/word/2018/wordml/cex" xmlns:w16cid="http://schemas.microsoft.com/office/word/2016/wordml/cid" xmlns:w16="http://schemas.microsoft.com/office/word/2018/wordml" xmlns:w16du="http://schemas.microsoft.com/office/word/2023/wordml/word16du" xmlns:w16sdtdh="http://schemas.microsoft.com/office/word/2020/wordml/sdtdatahash" xmlns:w16sdtfl="http://schemas.microsoft.com/office/word/2024/wordml/sdtformatlock" xmlns:w16se="http://schemas.microsoft.com/office/word/2015/wordml/symex" xmlns:wpg="http://schemas.microsoft.com/office/word/2010/wordprocessingGroup" xmlns:wpi="http://schemas.microsoft.com/office/word/2010/wordprocessingInk" xmlns:wne="http://schemas.microsoft.com/office/word/2006/wordml" xmlns:wps="http://schemas.microsoft.com/office/word/2010/wordprocessingShape" mc:Ignorable="w14 w15 w16se w16cid w16 w16cex w16sdtdh w16sdtfl w16du wp14">
+  <w:p>
+    <w:pPr>
+      <w:pStyle w:val="Header"/>
+    </w:pPr>
+  </w:p>
+</w:hdr>
+</file>
+
+<file path=word/header2.xml><?xml version="1.0" encoding="utf-8"?>
+<w:hdr xmlns:wpc="http://schemas.microsoft.com/office/word/2010/wordprocessingCanvas" xmlns:cx="http://schemas.microsoft.com/office/drawing/2014/chartex" xmlns:cx1="http://schemas.microsoft.com/office/drawing/2015/9/8/chartex" xmlns:cx2="http://schemas.microsoft.com/office/drawing/2015/10/21/chartex" xmlns:cx3="http://schemas.microsoft.com/office/drawing/2016/5/9/chartex" xmlns:cx4="http://schemas.microsoft.com/office/drawing/2016/5/10/chartex" xmlns:cx5="http://schemas.microsoft.com/office/drawing/2016/5/11/chartex" xmlns:cx6="http://schemas.microsoft.com/office/drawing/2016/5/12/chartex" xmlns:cx7="http://schemas.microsoft.com/office/drawing/2016/5/13/chartex" xmlns:cx8="http://schemas.microsoft.com/office/drawing/2016/5/14/chartex" xmlns:mc="http://schemas.openxmlformats.org/markup-compatibility/2006" xmlns:aink="http://schemas.microsoft.com/office/drawing/2016/ink" xmlns:am3d="http://schemas.microsoft.com/office/drawing/2017/model3d" xmlns:o="urn:schemas-microsoft-com:office:office" xmlns:oel="http://schemas.microsoft.com/office/2019/extlst" xmlns:r="http://schemas.openxmlformats.org/officeDocument/2006/relationships" xmlns:m="http://schemas.openxmlformats.org/officeDocument/2006/math" xmlns:v="urn:schemas-microsoft-com:vml" xmlns:wp14="http://schemas.microsoft.com/office/word/2010/wordprocessingDrawing" xmlns:wp="http://schemas.openxmlformats.org/drawingml/2006/wordprocessingDrawing" xmlns:w10="urn:schemas-microsoft-com:office:word" xmlns:w="http://schemas.openxmlformats.org/wordprocessingml/2006/main" xmlns:w14="http://schemas.microsoft.com/office/word/2010/wordml" xmlns:w15="http://schemas.microsoft.com/office/word/2012/wordml" xmlns:w16cex="http://schemas.microsoft.com/office/word/2018/wordml/cex" xmlns:w16cid="http://schemas.microsoft.com/office/word/2016/wordml/cid" xmlns:w16="http://schemas.microsoft.com/office/word/2018/wordml" xmlns:w16du="http://schemas.microsoft.com/office/word/2023/wordml/word16du" xmlns:w16sdtdh="http://schemas.microsoft.com/office/word/2020/wordml/sdtdatahash" xmlns:w16sdtfl="http://schemas.microsoft.com/office/word/2024/wordml/sdtformatlock" xmlns:w16se="http://schemas.microsoft.com/office/word/2015/wordml/symex" xmlns:wpg="http://schemas.microsoft.com/office/word/2010/wordprocessingGroup" xmlns:wpi="http://schemas.microsoft.com/office/word/2010/wordprocessingInk" xmlns:wne="http://schemas.microsoft.com/office/word/2006/wordml" xmlns:wps="http://schemas.microsoft.com/office/word/2010/wordprocessingShape" mc:Ignorable="w14 w15 w16se w16cid w16 w16cex w16sdtdh w16sdtfl w16du wp14">
   <w:p>
     <w:pPr>
       <w:pStyle w:val="Header"/>
@@ -1224,83 +1184,18 @@
 </w:hdr>
 </file>
 
-<file path=word/header2.xml><?xml version="1.0" encoding="utf-8"?>
-<w:hdr xmlns:wpc="http://schemas.microsoft.com/office/word/2010/wordprocessingCanvas" xmlns:cx="http://schemas.microsoft.com/office/drawing/2014/chartex" xmlns:cx1="http://schemas.microsoft.com/office/drawing/2015/9/8/chartex" xmlns:cx2="http://schemas.microsoft.com/office/drawing/2015/10/21/chartex" xmlns:cx3="http://schemas.microsoft.com/office/drawing/2016/5/9/chartex" xmlns:cx4="http://schemas.microsoft.com/office/drawing/2016/5/10/chartex" xmlns:cx5="http://schemas.microsoft.com/office/drawing/2016/5/11/chartex" xmlns:cx6="http://schemas.microsoft.com/office/drawing/2016/5/12/chartex" xmlns:cx7="http://schemas.microsoft.com/office/drawing/2016/5/13/chartex" xmlns:cx8="http://schemas.microsoft.com/office/drawing/2016/5/14/chartex" xmlns:mc="http://schemas.openxmlformats.org/markup-compatibility/2006" xmlns:aink="http://schemas.microsoft.com/office/drawing/2016/ink" xmlns:am3d="http://schemas.microsoft.com/office/drawing/2017/model3d" xmlns:o="urn:schemas-microsoft-com:office:office" xmlns:oel="http://schemas.microsoft.com/office/2019/extlst" xmlns:r="http://schemas.openxmlformats.org/officeDocument/2006/relationships" xmlns:m="http://schemas.openxmlformats.org/officeDocument/2006/math" xmlns:v="urn:schemas-microsoft-com:vml" xmlns:wp14="http://schemas.microsoft.com/office/word/2010/wordprocessingDrawing" xmlns:wp="http://schemas.openxmlformats.org/drawingml/2006/wordprocessingDrawing" xmlns:w10="urn:schemas-microsoft-com:office:word" xmlns:w="http://schemas.openxmlformats.org/wordprocessingml/2006/main" xmlns:w14="http://schemas.microsoft.com/office/word/2010/wordml" xmlns:w15="http://schemas.microsoft.com/office/word/2012/wordml" xmlns:w16cex="http://schemas.microsoft.com/office/word/2018/wordml/cex" xmlns:w16cid="http://schemas.microsoft.com/office/word/2016/wordml/cid" xmlns:w16="http://schemas.microsoft.com/office/word/2018/wordml" xmlns:w16sdtdh="http://schemas.microsoft.com/office/word/2020/wordml/sdtdatahash" xmlns:w16se="http://schemas.microsoft.com/office/word/2015/wordml/symex" xmlns:wpg="http://schemas.microsoft.com/office/word/2010/wordprocessingGroup" xmlns:wpi="http://schemas.microsoft.com/office/word/2010/wordprocessingInk" xmlns:wne="http://schemas.microsoft.com/office/word/2006/wordml" xmlns:wps="http://schemas.microsoft.com/office/word/2010/wordprocessingShape" mc:Ignorable="w14 w15 w16se w16cid w16 w16cex w16sdtdh wp14">
+<file path=word/header3.xml><?xml version="1.0" encoding="utf-8"?>
+<w:hdr xmlns:wpc="http://schemas.microsoft.com/office/word/2010/wordprocessingCanvas" xmlns:cx="http://schemas.microsoft.com/office/drawing/2014/chartex" xmlns:cx1="http://schemas.microsoft.com/office/drawing/2015/9/8/chartex" xmlns:cx2="http://schemas.microsoft.com/office/drawing/2015/10/21/chartex" xmlns:cx3="http://schemas.microsoft.com/office/drawing/2016/5/9/chartex" xmlns:cx4="http://schemas.microsoft.com/office/drawing/2016/5/10/chartex" xmlns:cx5="http://schemas.microsoft.com/office/drawing/2016/5/11/chartex" xmlns:cx6="http://schemas.microsoft.com/office/drawing/2016/5/12/chartex" xmlns:cx7="http://schemas.microsoft.com/office/drawing/2016/5/13/chartex" xmlns:cx8="http://schemas.microsoft.com/office/drawing/2016/5/14/chartex" xmlns:mc="http://schemas.openxmlformats.org/markup-compatibility/2006" xmlns:aink="http://schemas.microsoft.com/office/drawing/2016/ink" xmlns:am3d="http://schemas.microsoft.com/office/drawing/2017/model3d" xmlns:o="urn:schemas-microsoft-com:office:office" xmlns:oel="http://schemas.microsoft.com/office/2019/extlst" xmlns:r="http://schemas.openxmlformats.org/officeDocument/2006/relationships" xmlns:m="http://schemas.openxmlformats.org/officeDocument/2006/math" xmlns:v="urn:schemas-microsoft-com:vml" xmlns:wp14="http://schemas.microsoft.com/office/word/2010/wordprocessingDrawing" xmlns:wp="http://schemas.openxmlformats.org/drawingml/2006/wordprocessingDrawing" xmlns:w10="urn:schemas-microsoft-com:office:word" xmlns:w="http://schemas.openxmlformats.org/wordprocessingml/2006/main" xmlns:w14="http://schemas.microsoft.com/office/word/2010/wordml" xmlns:w15="http://schemas.microsoft.com/office/word/2012/wordml" xmlns:w16cex="http://schemas.microsoft.com/office/word/2018/wordml/cex" xmlns:w16cid="http://schemas.microsoft.com/office/word/2016/wordml/cid" xmlns:w16="http://schemas.microsoft.com/office/word/2018/wordml" xmlns:w16du="http://schemas.microsoft.com/office/word/2023/wordml/word16du" xmlns:w16sdtdh="http://schemas.microsoft.com/office/word/2020/wordml/sdtdatahash" xmlns:w16sdtfl="http://schemas.microsoft.com/office/word/2024/wordml/sdtformatlock" xmlns:w16se="http://schemas.microsoft.com/office/word/2015/wordml/symex" xmlns:wpg="http://schemas.microsoft.com/office/word/2010/wordprocessingGroup" xmlns:wpi="http://schemas.microsoft.com/office/word/2010/wordprocessingInk" xmlns:wne="http://schemas.microsoft.com/office/word/2006/wordml" xmlns:wps="http://schemas.microsoft.com/office/word/2010/wordprocessingShape" mc:Ignorable="w14 w15 w16se w16cid w16 w16cex w16sdtdh w16sdtfl w16du wp14">
   <w:p>
     <w:pPr>
       <w:pStyle w:val="Header"/>
     </w:pPr>
-    <w:r>
-      <w:rPr>
-        <w:rFonts w:ascii="Times New Roman" w:hAnsi="Times New Roman"/>
-        <w:noProof/>
-      </w:rPr>
-      <w:drawing>
-        <wp:anchor distT="0" distB="0" distL="114300" distR="114300" simplePos="0" relativeHeight="251657216" behindDoc="0" locked="0" layoutInCell="1" allowOverlap="1" wp14:anchorId="6CB3584C" wp14:editId="374F5226">
-          <wp:simplePos x="0" y="0"/>
-          <wp:positionH relativeFrom="column">
-            <wp:posOffset>-914400</wp:posOffset>
-          </wp:positionH>
-          <wp:positionV relativeFrom="paragraph">
-            <wp:posOffset>-333375</wp:posOffset>
-          </wp:positionV>
-          <wp:extent cx="7738745" cy="1590040"/>
-          <wp:effectExtent l="0" t="0" r="0" b="0"/>
-          <wp:wrapSquare wrapText="bothSides"/>
-          <wp:docPr id="1" name="Picture 1"/>
-          <wp:cNvGraphicFramePr>
-            <a:graphicFrameLocks xmlns:a="http://schemas.openxmlformats.org/drawingml/2006/main" noChangeAspect="1"/>
-          </wp:cNvGraphicFramePr>
-          <a:graphic xmlns:a="http://schemas.openxmlformats.org/drawingml/2006/main">
-            <a:graphicData uri="http://schemas.openxmlformats.org/drawingml/2006/picture">
-              <pic:pic xmlns:pic="http://schemas.openxmlformats.org/drawingml/2006/picture">
-                <pic:nvPicPr>
-                  <pic:cNvPr id="0" name="Picture 1"/>
-                  <pic:cNvPicPr>
-                    <a:picLocks noChangeAspect="1" noChangeArrowheads="1"/>
-                  </pic:cNvPicPr>
-                </pic:nvPicPr>
-                <pic:blipFill>
-                  <a:blip r:embed="rId1">
-                    <a:extLst>
-                      <a:ext uri="{28A0092B-C50C-407E-A947-70E740481C1C}">
-                        <a14:useLocalDpi xmlns:a14="http://schemas.microsoft.com/office/drawing/2010/main" val="0"/>
-                      </a:ext>
-                    </a:extLst>
-                  </a:blip>
-                  <a:srcRect/>
-                  <a:stretch>
-                    <a:fillRect/>
-                  </a:stretch>
-                </pic:blipFill>
-                <pic:spPr bwMode="auto">
-                  <a:xfrm>
-                    <a:off x="0" y="0"/>
-                    <a:ext cx="7738745" cy="1590040"/>
-                  </a:xfrm>
-                  <a:prstGeom prst="rect">
-                    <a:avLst/>
-                  </a:prstGeom>
-                  <a:noFill/>
-                </pic:spPr>
-              </pic:pic>
-            </a:graphicData>
-          </a:graphic>
-          <wp14:sizeRelH relativeFrom="page">
-            <wp14:pctWidth>0</wp14:pctWidth>
-          </wp14:sizeRelH>
-          <wp14:sizeRelV relativeFrom="page">
-            <wp14:pctHeight>0</wp14:pctHeight>
-          </wp14:sizeRelV>
-        </wp:anchor>
-      </w:drawing>
-    </w:r>
   </w:p>
 </w:hdr>
 </file>
 
 <file path=word/numbering.xml><?xml version="1.0" encoding="utf-8"?>
-<w:numbering xmlns:wpc="http://schemas.microsoft.com/office/word/2010/wordprocessingCanvas" xmlns:cx="http://schemas.microsoft.com/office/drawing/2014/chartex" xmlns:cx1="http://schemas.microsoft.com/office/drawing/2015/9/8/chartex" xmlns:cx2="http://schemas.microsoft.com/office/drawing/2015/10/21/chartex" xmlns:cx3="http://schemas.microsoft.com/office/drawing/2016/5/9/chartex" xmlns:cx4="http://schemas.microsoft.com/office/drawing/2016/5/10/chartex" xmlns:cx5="http://schemas.microsoft.com/office/drawing/2016/5/11/chartex" xmlns:cx6="http://schemas.microsoft.com/office/drawing/2016/5/12/chartex" xmlns:cx7="http://schemas.microsoft.com/office/drawing/2016/5/13/chartex" xmlns:cx8="http://schemas.microsoft.com/office/drawing/2016/5/14/chartex" xmlns:mc="http://schemas.openxmlformats.org/markup-compatibility/2006" xmlns:aink="http://schemas.microsoft.com/office/drawing/2016/ink" xmlns:am3d="http://schemas.microsoft.com/office/drawing/2017/model3d" xmlns:o="urn:schemas-microsoft-com:office:office" xmlns:oel="http://schemas.microsoft.com/office/2019/extlst" xmlns:r="http://schemas.openxmlformats.org/officeDocument/2006/relationships" xmlns:m="http://schemas.openxmlformats.org/officeDocument/2006/math" xmlns:v="urn:schemas-microsoft-com:vml" xmlns:wp14="http://schemas.microsoft.com/office/word/2010/wordprocessingDrawing" xmlns:wp="http://schemas.openxmlformats.org/drawingml/2006/wordprocessingDrawing" xmlns:w10="urn:schemas-microsoft-com:office:word" xmlns:w="http://schemas.openxmlformats.org/wordprocessingml/2006/main" xmlns:w14="http://schemas.microsoft.com/office/word/2010/wordml" xmlns:w15="http://schemas.microsoft.com/office/word/2012/wordml" xmlns:w16cex="http://schemas.microsoft.com/office/word/2018/wordml/cex" xmlns:w16cid="http://schemas.microsoft.com/office/word/2016/wordml/cid" xmlns:w16="http://schemas.microsoft.com/office/word/2018/wordml" xmlns:w16sdtdh="http://schemas.microsoft.com/office/word/2020/wordml/sdtdatahash" xmlns:w16se="http://schemas.microsoft.com/office/word/2015/wordml/symex" xmlns:wpg="http://schemas.microsoft.com/office/word/2010/wordprocessingGroup" xmlns:wpi="http://schemas.microsoft.com/office/word/2010/wordprocessingInk" xmlns:wne="http://schemas.microsoft.com/office/word/2006/wordml" xmlns:wps="http://schemas.microsoft.com/office/word/2010/wordprocessingShape" mc:Ignorable="w14 w15 w16se w16cid w16 w16cex w16sdtdh wp14">
+<w:numbering xmlns:wpc="http://schemas.microsoft.com/office/word/2010/wordprocessingCanvas" xmlns:cx="http://schemas.microsoft.com/office/drawing/2014/chartex" xmlns:cx1="http://schemas.microsoft.com/office/drawing/2015/9/8/chartex" xmlns:cx2="http://schemas.microsoft.com/office/drawing/2015/10/21/chartex" xmlns:cx3="http://schemas.microsoft.com/office/drawing/2016/5/9/chartex" xmlns:cx4="http://schemas.microsoft.com/office/drawing/2016/5/10/chartex" xmlns:cx5="http://schemas.microsoft.com/office/drawing/2016/5/11/chartex" xmlns:cx6="http://schemas.microsoft.com/office/drawing/2016/5/12/chartex" xmlns:cx7="http://schemas.microsoft.com/office/drawing/2016/5/13/chartex" xmlns:cx8="http://schemas.microsoft.com/office/drawing/2016/5/14/chartex" xmlns:mc="http://schemas.openxmlformats.org/markup-compatibility/2006" xmlns:aink="http://schemas.microsoft.com/office/drawing/2016/ink" xmlns:am3d="http://schemas.microsoft.com/office/drawing/2017/model3d" xmlns:o="urn:schemas-microsoft-com:office:office" xmlns:oel="http://schemas.microsoft.com/office/2019/extlst" xmlns:r="http://schemas.openxmlformats.org/officeDocument/2006/relationships" xmlns:m="http://schemas.openxmlformats.org/officeDocument/2006/math" xmlns:v="urn:schemas-microsoft-com:vml" xmlns:wp14="http://schemas.microsoft.com/office/word/2010/wordprocessingDrawing" xmlns:wp="http://schemas.openxmlformats.org/drawingml/2006/wordprocessingDrawing" xmlns:w10="urn:schemas-microsoft-com:office:word" xmlns:w="http://schemas.openxmlformats.org/wordprocessingml/2006/main" xmlns:w14="http://schemas.microsoft.com/office/word/2010/wordml" xmlns:w15="http://schemas.microsoft.com/office/word/2012/wordml" xmlns:w16cex="http://schemas.microsoft.com/office/word/2018/wordml/cex" xmlns:w16cid="http://schemas.microsoft.com/office/word/2016/wordml/cid" xmlns:w16="http://schemas.microsoft.com/office/word/2018/wordml" xmlns:w16du="http://schemas.microsoft.com/office/word/2023/wordml/word16du" xmlns:w16sdtdh="http://schemas.microsoft.com/office/word/2020/wordml/sdtdatahash" xmlns:w16sdtfl="http://schemas.microsoft.com/office/word/2024/wordml/sdtformatlock" xmlns:w16se="http://schemas.microsoft.com/office/word/2015/wordml/symex" xmlns:wpg="http://schemas.microsoft.com/office/word/2010/wordprocessingGroup" xmlns:wpi="http://schemas.microsoft.com/office/word/2010/wordprocessingInk" xmlns:wne="http://schemas.microsoft.com/office/word/2006/wordml" xmlns:wps="http://schemas.microsoft.com/office/word/2010/wordprocessingShape" mc:Ignorable="w14 w15 w16se w16cid w16 w16cex w16sdtdh w16sdtfl w16du wp14">
   <w:abstractNum w:abstractNumId="0" w15:restartNumberingAfterBreak="0">
     <w:nsid w:val="02203EEE"/>
     <w:multiLevelType w:val="hybridMultilevel"/>
@@ -1959,7 +1854,7 @@
 </file>
 
 <file path=word/styles.xml><?xml version="1.0" encoding="utf-8"?>
-<w:styles xmlns:mc="http://schemas.openxmlformats.org/markup-compatibility/2006" xmlns:r="http://schemas.openxmlformats.org/officeDocument/2006/relationships" xmlns:w="http://schemas.openxmlformats.org/wordprocessingml/2006/main" xmlns:w14="http://schemas.microsoft.com/office/word/2010/wordml" xmlns:w15="http://schemas.microsoft.com/office/word/2012/wordml" xmlns:w16cex="http://schemas.microsoft.com/office/word/2018/wordml/cex" xmlns:w16cid="http://schemas.microsoft.com/office/word/2016/wordml/cid" xmlns:w16="http://schemas.microsoft.com/office/word/2018/wordml" xmlns:w16sdtdh="http://schemas.microsoft.com/office/word/2020/wordml/sdtdatahash" xmlns:w16se="http://schemas.microsoft.com/office/word/2015/wordml/symex" mc:Ignorable="w14 w15 w16se w16cid w16 w16cex w16sdtdh">
+<w:styles xmlns:mc="http://schemas.openxmlformats.org/markup-compatibility/2006" xmlns:r="http://schemas.openxmlformats.org/officeDocument/2006/relationships" xmlns:w="http://schemas.openxmlformats.org/wordprocessingml/2006/main" xmlns:w14="http://schemas.microsoft.com/office/word/2010/wordml" xmlns:w15="http://schemas.microsoft.com/office/word/2012/wordml" xmlns:w16cex="http://schemas.microsoft.com/office/word/2018/wordml/cex" xmlns:w16cid="http://schemas.microsoft.com/office/word/2016/wordml/cid" xmlns:w16="http://schemas.microsoft.com/office/word/2018/wordml" xmlns:w16du="http://schemas.microsoft.com/office/word/2023/wordml/word16du" xmlns:w16sdtdh="http://schemas.microsoft.com/office/word/2020/wordml/sdtdatahash" xmlns:w16sdtfl="http://schemas.microsoft.com/office/word/2024/wordml/sdtformatlock" xmlns:w16se="http://schemas.microsoft.com/office/word/2015/wordml/symex" mc:Ignorable="w14 w15 w16se w16cid w16 w16cex w16sdtdh w16sdtfl w16du">
   <w:docDefaults>
     <w:rPrDefault>
       <w:rPr>
@@ -1980,6 +1875,7 @@
     <w:lsdException w:name="heading 7" w:semiHidden="1" w:unhideWhenUsed="1" w:qFormat="1"/>
     <w:lsdException w:name="heading 8" w:semiHidden="1" w:unhideWhenUsed="1" w:qFormat="1"/>
     <w:lsdException w:name="heading 9" w:semiHidden="1" w:unhideWhenUsed="1" w:qFormat="1"/>
+    <w:lsdException w:name="header" w:uiPriority="99"/>
     <w:lsdException w:name="caption" w:semiHidden="1" w:unhideWhenUsed="1" w:qFormat="1"/>
     <w:lsdException w:name="Title" w:qFormat="1"/>
     <w:lsdException w:name="Subtitle" w:qFormat="1"/>
@@ -2319,6 +2215,8 @@
   <w:style w:type="paragraph" w:styleId="Header">
     <w:name w:val="header"/>
     <w:basedOn w:val="Normal"/>
+    <w:link w:val="HeaderChar"/>
+    <w:uiPriority w:val="99"/>
     <w:pPr>
       <w:tabs>
         <w:tab w:val="center" w:pos="4320"/>
@@ -2447,6 +2345,18 @@
     <w:rPr>
       <w:color w:val="0000FF"/>
       <w:u w:val="single"/>
+    </w:rPr>
+  </w:style>
+  <w:style w:type="character" w:customStyle="1" w:styleId="HeaderChar">
+    <w:name w:val="Header Char"/>
+    <w:basedOn w:val="DefaultParagraphFont"/>
+    <w:link w:val="Header"/>
+    <w:uiPriority w:val="99"/>
+    <w:rsid w:val="000C5A33"/>
+    <w:rPr>
+      <w:rFonts w:ascii="Dutch801 Rm BT" w:hAnsi="Dutch801 Rm BT"/>
+      <w:sz w:val="24"/>
+      <w:szCs w:val="24"/>
     </w:rPr>
   </w:style>
 </w:styles>

--- a/project/documents/letters/ffSndItmsToAssoc_NYHonu.docx
+++ b/project/documents/letters/ffSndItmsToAssoc_NYHonu.docx
@@ -35,7 +35,25 @@
           <w:sz w:val="22"/>
           <w:szCs w:val="22"/>
         </w:rPr>
-        <w:t>&lt;&lt;currentDate&gt;&gt;</w:t>
+        <w:t>&lt;&lt;</w:t>
+      </w:r>
+      <w:proofErr w:type="spellStart"/>
+      <w:r>
+        <w:rPr>
+          <w:rFonts w:ascii="Times New Roman" w:hAnsi="Times New Roman"/>
+          <w:sz w:val="22"/>
+          <w:szCs w:val="22"/>
+        </w:rPr>
+        <w:t>currentDate</w:t>
+      </w:r>
+      <w:proofErr w:type="spellEnd"/>
+      <w:r>
+        <w:rPr>
+          <w:rFonts w:ascii="Times New Roman" w:hAnsi="Times New Roman"/>
+          <w:sz w:val="22"/>
+          <w:szCs w:val="22"/>
+        </w:rPr>
+        <w:t>&gt;&gt;</w:t>
       </w:r>
     </w:p>
     <w:p>
@@ -78,6 +96,7 @@
               </w:rPr>
               <w:t>&lt;&lt;</w:t>
             </w:r>
+            <w:proofErr w:type="spellStart"/>
             <w:r>
               <w:rPr>
                 <w:rFonts w:ascii="Times New Roman" w:hAnsi="Times New Roman"/>
@@ -92,7 +111,16 @@
                 <w:sz w:val="22"/>
                 <w:szCs w:val="22"/>
               </w:rPr>
-              <w:t>ecipient&gt;&gt;</w:t>
+              <w:t>ecipient</w:t>
+            </w:r>
+            <w:proofErr w:type="spellEnd"/>
+            <w:r>
+              <w:rPr>
+                <w:rFonts w:ascii="Times New Roman" w:hAnsi="Times New Roman"/>
+                <w:sz w:val="22"/>
+                <w:szCs w:val="22"/>
+              </w:rPr>
+              <w:t>&gt;&gt;</w:t>
             </w:r>
           </w:p>
           <w:p>
@@ -111,6 +139,7 @@
               </w:rPr>
               <w:t>&lt;&lt;</w:t>
             </w:r>
+            <w:proofErr w:type="spellStart"/>
             <w:r>
               <w:rPr>
                 <w:rFonts w:ascii="Times New Roman" w:hAnsi="Times New Roman"/>
@@ -133,7 +162,16 @@
                 <w:sz w:val="22"/>
                 <w:szCs w:val="22"/>
               </w:rPr>
-              <w:t>Title&gt;&gt;</w:t>
+              <w:t>Title</w:t>
+            </w:r>
+            <w:proofErr w:type="spellEnd"/>
+            <w:r>
+              <w:rPr>
+                <w:rFonts w:ascii="Times New Roman" w:hAnsi="Times New Roman"/>
+                <w:sz w:val="22"/>
+                <w:szCs w:val="22"/>
+              </w:rPr>
+              <w:t>&gt;&gt;</w:t>
             </w:r>
           </w:p>
           <w:p>
@@ -152,6 +190,7 @@
               </w:rPr>
               <w:t>&lt;&lt;</w:t>
             </w:r>
+            <w:proofErr w:type="spellStart"/>
             <w:r>
               <w:rPr>
                 <w:rFonts w:ascii="Times New Roman" w:hAnsi="Times New Roman"/>
@@ -166,7 +205,16 @@
                 <w:sz w:val="22"/>
                 <w:szCs w:val="22"/>
               </w:rPr>
-              <w:t>rgName&gt;&gt;</w:t>
+              <w:t>rgName</w:t>
+            </w:r>
+            <w:proofErr w:type="spellEnd"/>
+            <w:r>
+              <w:rPr>
+                <w:rFonts w:ascii="Times New Roman" w:hAnsi="Times New Roman"/>
+                <w:sz w:val="22"/>
+                <w:szCs w:val="22"/>
+              </w:rPr>
+              <w:t>&gt;&gt;</w:t>
             </w:r>
           </w:p>
           <w:p>
@@ -185,6 +233,7 @@
               </w:rPr>
               <w:t>&lt;&lt;</w:t>
             </w:r>
+            <w:proofErr w:type="spellStart"/>
             <w:r>
               <w:rPr>
                 <w:rFonts w:ascii="Times New Roman" w:hAnsi="Times New Roman"/>
@@ -199,7 +248,16 @@
                 <w:sz w:val="22"/>
                 <w:szCs w:val="22"/>
               </w:rPr>
-              <w:t>orkAddr&gt;&gt;</w:t>
+              <w:t>orkAddr</w:t>
+            </w:r>
+            <w:proofErr w:type="spellEnd"/>
+            <w:r>
+              <w:rPr>
+                <w:rFonts w:ascii="Times New Roman" w:hAnsi="Times New Roman"/>
+                <w:sz w:val="22"/>
+                <w:szCs w:val="22"/>
+              </w:rPr>
+              <w:t>&gt;&gt;</w:t>
             </w:r>
           </w:p>
           <w:p>
@@ -219,6 +277,7 @@
               </w:rPr>
               <w:t>&lt;&lt;</w:t>
             </w:r>
+            <w:proofErr w:type="spellStart"/>
             <w:r>
               <w:rPr>
                 <w:rFonts w:ascii="Times New Roman" w:hAnsi="Times New Roman"/>
@@ -233,7 +292,16 @@
                 <w:sz w:val="22"/>
                 <w:szCs w:val="22"/>
               </w:rPr>
-              <w:t>CSZ&gt;&gt;</w:t>
+              <w:t>CSZ</w:t>
+            </w:r>
+            <w:proofErr w:type="spellEnd"/>
+            <w:r>
+              <w:rPr>
+                <w:rFonts w:ascii="Times New Roman" w:hAnsi="Times New Roman"/>
+                <w:sz w:val="22"/>
+                <w:szCs w:val="22"/>
+              </w:rPr>
+              <w:t>&gt;&gt;</w:t>
             </w:r>
           </w:p>
         </w:tc>
@@ -271,7 +339,29 @@
                 <w:szCs w:val="22"/>
                 <w:u w:val="none"/>
               </w:rPr>
-              <w:t>&lt;&lt;recipientEmail&gt;&gt;)</w:t>
+              <w:t>&lt;&lt;</w:t>
+            </w:r>
+            <w:proofErr w:type="spellStart"/>
+            <w:r>
+              <w:rPr>
+                <w:rFonts w:ascii="Times New Roman" w:hAnsi="Times New Roman"/>
+                <w:iCs w:val="0"/>
+                <w:sz w:val="22"/>
+                <w:szCs w:val="22"/>
+                <w:u w:val="none"/>
+              </w:rPr>
+              <w:t>recipientEmail</w:t>
+            </w:r>
+            <w:proofErr w:type="spellEnd"/>
+            <w:r>
+              <w:rPr>
+                <w:rFonts w:ascii="Times New Roman" w:hAnsi="Times New Roman"/>
+                <w:iCs w:val="0"/>
+                <w:sz w:val="22"/>
+                <w:szCs w:val="22"/>
+                <w:u w:val="none"/>
+              </w:rPr>
+              <w:t>&gt;&gt;)</w:t>
             </w:r>
           </w:p>
           <w:p>
@@ -466,7 +556,25 @@
           <w:sz w:val="22"/>
           <w:szCs w:val="22"/>
         </w:rPr>
-        <w:t xml:space="preserve">&lt;&lt;matterCountryName&gt;&gt; Application No. </w:t>
+        <w:t>&lt;&lt;</w:t>
+      </w:r>
+      <w:proofErr w:type="spellStart"/>
+      <w:r>
+        <w:rPr>
+          <w:rFonts w:ascii="Times New Roman" w:hAnsi="Times New Roman"/>
+          <w:sz w:val="22"/>
+          <w:szCs w:val="22"/>
+        </w:rPr>
+        <w:t>matterCountryName</w:t>
+      </w:r>
+      <w:proofErr w:type="spellEnd"/>
+      <w:r>
+        <w:rPr>
+          <w:rFonts w:ascii="Times New Roman" w:hAnsi="Times New Roman"/>
+          <w:sz w:val="22"/>
+          <w:szCs w:val="22"/>
+        </w:rPr>
+        <w:t xml:space="preserve">&gt;&gt; Application No. </w:t>
       </w:r>
       <w:r>
         <w:rPr>
@@ -512,7 +620,25 @@
           <w:sz w:val="22"/>
           <w:szCs w:val="22"/>
         </w:rPr>
-        <w:t>&lt;&lt;faAssignee&gt;&gt;</w:t>
+        <w:t>&lt;&lt;</w:t>
+      </w:r>
+      <w:proofErr w:type="spellStart"/>
+      <w:r>
+        <w:rPr>
+          <w:rFonts w:ascii="Times New Roman" w:hAnsi="Times New Roman"/>
+          <w:sz w:val="22"/>
+          <w:szCs w:val="22"/>
+        </w:rPr>
+        <w:t>faAssignee</w:t>
+      </w:r>
+      <w:proofErr w:type="spellEnd"/>
+      <w:r>
+        <w:rPr>
+          <w:rFonts w:ascii="Times New Roman" w:hAnsi="Times New Roman"/>
+          <w:sz w:val="22"/>
+          <w:szCs w:val="22"/>
+        </w:rPr>
+        <w:t>&gt;&gt;</w:t>
       </w:r>
       <w:r>
         <w:rPr>
@@ -644,7 +770,25 @@
           <w:sz w:val="22"/>
           <w:szCs w:val="22"/>
         </w:rPr>
-        <w:t>&lt;&lt;documentName&gt;&gt;</w:t>
+        <w:t>&lt;&lt;</w:t>
+      </w:r>
+      <w:proofErr w:type="spellStart"/>
+      <w:r>
+        <w:rPr>
+          <w:rFonts w:ascii="Times New Roman" w:hAnsi="Times New Roman"/>
+          <w:sz w:val="22"/>
+          <w:szCs w:val="22"/>
+        </w:rPr>
+        <w:t>documentName</w:t>
+      </w:r>
+      <w:proofErr w:type="spellEnd"/>
+      <w:r>
+        <w:rPr>
+          <w:rFonts w:ascii="Times New Roman" w:hAnsi="Times New Roman"/>
+          <w:sz w:val="22"/>
+          <w:szCs w:val="22"/>
+        </w:rPr>
+        <w:t>&gt;&gt;</w:t>
       </w:r>
     </w:p>
     <w:p>
@@ -671,15 +815,25 @@
           <w:sz w:val="22"/>
           <w:szCs w:val="22"/>
         </w:rPr>
-        <w:t>&lt;&lt;cdeadLine&gt;&gt;</w:t>
-      </w:r>
-      <w:r>
-        <w:rPr>
-          <w:rFonts w:ascii="Times New Roman" w:hAnsi="Times New Roman"/>
-          <w:sz w:val="22"/>
-          <w:szCs w:val="22"/>
-        </w:rPr>
-        <w:t xml:space="preserve"> </w:t>
+        <w:t>&lt;&lt;</w:t>
+      </w:r>
+      <w:proofErr w:type="spellStart"/>
+      <w:r>
+        <w:rPr>
+          <w:rFonts w:ascii="Times New Roman" w:hAnsi="Times New Roman"/>
+          <w:sz w:val="22"/>
+          <w:szCs w:val="22"/>
+        </w:rPr>
+        <w:t>cdeadLine</w:t>
+      </w:r>
+      <w:proofErr w:type="spellEnd"/>
+      <w:r>
+        <w:rPr>
+          <w:rFonts w:ascii="Times New Roman" w:hAnsi="Times New Roman"/>
+          <w:sz w:val="22"/>
+          <w:szCs w:val="22"/>
+        </w:rPr>
+        <w:t>&gt;&gt;</w:t>
       </w:r>
       <w:r>
         <w:rPr>
@@ -689,24 +843,66 @@
           <w:szCs w:val="22"/>
           <w:u w:val="single"/>
         </w:rPr>
-        <w:t>&lt;&lt;dueDate&gt;&gt;</w:t>
-      </w:r>
+        <w:t>&lt;&lt;</w:t>
+      </w:r>
+      <w:proofErr w:type="spellStart"/>
       <w:r>
         <w:rPr>
           <w:rFonts w:ascii="Times New Roman" w:hAnsi="Times New Roman"/>
           <w:b/>
           <w:sz w:val="22"/>
           <w:szCs w:val="22"/>
-        </w:rPr>
-        <w:t xml:space="preserve"> </w:t>
-      </w:r>
-      <w:r>
-        <w:rPr>
-          <w:rFonts w:ascii="Times New Roman" w:hAnsi="Times New Roman"/>
-          <w:sz w:val="22"/>
-          <w:szCs w:val="22"/>
-        </w:rPr>
-        <w:t>deadline.  Please confirm safe receipt of this letter and its enclosure</w:t>
+          <w:u w:val="single"/>
+        </w:rPr>
+        <w:t>dueDate</w:t>
+      </w:r>
+      <w:proofErr w:type="spellEnd"/>
+      <w:r>
+        <w:rPr>
+          <w:rFonts w:ascii="Times New Roman" w:hAnsi="Times New Roman"/>
+          <w:b/>
+          <w:sz w:val="22"/>
+          <w:szCs w:val="22"/>
+          <w:u w:val="single"/>
+        </w:rPr>
+        <w:t>&gt;&gt;</w:t>
+      </w:r>
+      <w:r>
+        <w:rPr>
+          <w:rFonts w:ascii="Times New Roman" w:hAnsi="Times New Roman"/>
+          <w:bCs/>
+          <w:sz w:val="22"/>
+          <w:szCs w:val="22"/>
+        </w:rPr>
+        <w:t>&lt;&lt;</w:t>
+      </w:r>
+      <w:proofErr w:type="spellStart"/>
+      <w:r>
+        <w:rPr>
+          <w:rFonts w:ascii="Times New Roman" w:hAnsi="Times New Roman"/>
+          <w:bCs/>
+          <w:sz w:val="22"/>
+          <w:szCs w:val="22"/>
+        </w:rPr>
+        <w:t>deadlinetxt</w:t>
+      </w:r>
+      <w:proofErr w:type="spellEnd"/>
+      <w:r>
+        <w:rPr>
+          <w:rFonts w:ascii="Times New Roman" w:hAnsi="Times New Roman"/>
+          <w:bCs/>
+          <w:sz w:val="22"/>
+          <w:szCs w:val="22"/>
+        </w:rPr>
+        <w:t>&gt;&gt;</w:t>
+      </w:r>
+      <w:r>
+        <w:rPr>
+          <w:rFonts w:ascii="Times New Roman" w:hAnsi="Times New Roman"/>
+          <w:sz w:val="22"/>
+          <w:szCs w:val="22"/>
+        </w:rPr>
+        <w:t>.  Please confirm safe receipt of this letter and its enclosure</w:t>
       </w:r>
       <w:r>
         <w:rPr>
@@ -795,7 +991,29 @@
           <w:sz w:val="22"/>
           <w:szCs w:val="22"/>
         </w:rPr>
-        <w:t>If your firm has not yet received an invitation to report directly to the HONU platform, please let us know immediately and we can organise for an invitation to be sent to your firm.</w:t>
+        <w:t xml:space="preserve">If your firm has not yet received an invitation to report directly to the HONU platform, please let us know immediately and we can </w:t>
+      </w:r>
+      <w:proofErr w:type="spellStart"/>
+      <w:r>
+        <w:rPr>
+          <w:rFonts w:ascii="Times New Roman" w:hAnsi="Times New Roman"/>
+          <w:b/>
+          <w:bCs/>
+          <w:sz w:val="22"/>
+          <w:szCs w:val="22"/>
+        </w:rPr>
+        <w:t>organise</w:t>
+      </w:r>
+      <w:proofErr w:type="spellEnd"/>
+      <w:r>
+        <w:rPr>
+          <w:rFonts w:ascii="Times New Roman" w:hAnsi="Times New Roman"/>
+          <w:b/>
+          <w:bCs/>
+          <w:sz w:val="22"/>
+          <w:szCs w:val="22"/>
+        </w:rPr>
+        <w:t xml:space="preserve"> for an invitation to be sent to your firm.</w:t>
       </w:r>
     </w:p>
     <w:p>
@@ -846,7 +1064,27 @@
           <w:sz w:val="22"/>
           <w:szCs w:val="22"/>
         </w:rPr>
-        <w:t>&lt;&lt;ffparaEmail&gt;&gt;</w:t>
+        <w:t>&lt;&lt;</w:t>
+      </w:r>
+      <w:proofErr w:type="spellStart"/>
+      <w:r>
+        <w:rPr>
+          <w:rFonts w:ascii="Times New Roman" w:hAnsi="Times New Roman"/>
+          <w:color w:val="000000" w:themeColor="text1"/>
+          <w:sz w:val="22"/>
+          <w:szCs w:val="22"/>
+        </w:rPr>
+        <w:t>ffparaEmail</w:t>
+      </w:r>
+      <w:proofErr w:type="spellEnd"/>
+      <w:r>
+        <w:rPr>
+          <w:rFonts w:ascii="Times New Roman" w:hAnsi="Times New Roman"/>
+          <w:color w:val="000000" w:themeColor="text1"/>
+          <w:sz w:val="22"/>
+          <w:szCs w:val="22"/>
+        </w:rPr>
+        <w:t>&gt;&gt;</w:t>
       </w:r>
       <w:r>
         <w:rPr>
@@ -984,8 +1222,95 @@
           <w:sz w:val="22"/>
           <w:szCs w:val="22"/>
         </w:rPr>
-        <w:lastRenderedPageBreak/>
-        <w:t>If you have any questions or comments, please contact &lt;&lt;WAName&gt;&gt; at &lt;&lt;WAPhone&gt;&gt; or &lt;&lt;paraName&gt;&gt; at &lt;&lt;paraPhone&gt;&gt;.</w:t>
+        <w:t>If you have any questions or comments, please contact &lt;&lt;</w:t>
+      </w:r>
+      <w:proofErr w:type="spellStart"/>
+      <w:r>
+        <w:rPr>
+          <w:rFonts w:ascii="Times New Roman" w:hAnsi="Times New Roman"/>
+          <w:sz w:val="22"/>
+          <w:szCs w:val="22"/>
+        </w:rPr>
+        <w:t>WAName</w:t>
+      </w:r>
+      <w:proofErr w:type="spellEnd"/>
+      <w:r>
+        <w:rPr>
+          <w:rFonts w:ascii="Times New Roman" w:hAnsi="Times New Roman"/>
+          <w:sz w:val="22"/>
+          <w:szCs w:val="22"/>
+        </w:rPr>
+        <w:t>&gt;&gt; at &lt;&lt;</w:t>
+      </w:r>
+      <w:proofErr w:type="spellStart"/>
+      <w:r>
+        <w:rPr>
+          <w:rFonts w:ascii="Times New Roman" w:hAnsi="Times New Roman"/>
+          <w:sz w:val="22"/>
+          <w:szCs w:val="22"/>
+        </w:rPr>
+        <w:t>WAPhone</w:t>
+      </w:r>
+      <w:proofErr w:type="spellEnd"/>
+      <w:r>
+        <w:rPr>
+          <w:rFonts w:ascii="Times New Roman" w:hAnsi="Times New Roman"/>
+          <w:sz w:val="22"/>
+          <w:szCs w:val="22"/>
+        </w:rPr>
+        <w:t>&gt;&gt; or &lt;&lt;</w:t>
+      </w:r>
+      <w:proofErr w:type="spellStart"/>
+      <w:r>
+        <w:rPr>
+          <w:rFonts w:ascii="Times New Roman" w:hAnsi="Times New Roman"/>
+          <w:sz w:val="22"/>
+          <w:szCs w:val="22"/>
+        </w:rPr>
+        <w:t>ff</w:t>
+      </w:r>
+      <w:r>
+        <w:rPr>
+          <w:rFonts w:ascii="Times New Roman" w:hAnsi="Times New Roman"/>
+          <w:sz w:val="22"/>
+          <w:szCs w:val="22"/>
+        </w:rPr>
+        <w:t>paraName</w:t>
+      </w:r>
+      <w:proofErr w:type="spellEnd"/>
+      <w:r>
+        <w:rPr>
+          <w:rFonts w:ascii="Times New Roman" w:hAnsi="Times New Roman"/>
+          <w:sz w:val="22"/>
+          <w:szCs w:val="22"/>
+        </w:rPr>
+        <w:t>&gt;&gt; at &lt;&lt;</w:t>
+      </w:r>
+      <w:proofErr w:type="spellStart"/>
+      <w:r>
+        <w:rPr>
+          <w:rFonts w:ascii="Times New Roman" w:hAnsi="Times New Roman"/>
+          <w:sz w:val="22"/>
+          <w:szCs w:val="22"/>
+        </w:rPr>
+        <w:t>ff</w:t>
+      </w:r>
+      <w:r>
+        <w:rPr>
+          <w:rFonts w:ascii="Times New Roman" w:hAnsi="Times New Roman"/>
+          <w:sz w:val="22"/>
+          <w:szCs w:val="22"/>
+        </w:rPr>
+        <w:t>paraPhone</w:t>
+      </w:r>
+      <w:proofErr w:type="spellEnd"/>
+      <w:r>
+        <w:rPr>
+          <w:rFonts w:ascii="Times New Roman" w:hAnsi="Times New Roman"/>
+          <w:sz w:val="22"/>
+          <w:szCs w:val="22"/>
+        </w:rPr>
+        <w:t>&gt;&gt;.</w:t>
       </w:r>
     </w:p>
     <w:p>
@@ -1046,18 +1371,65 @@
       <w:pPr>
         <w:rPr>
           <w:rFonts w:ascii="Times New Roman" w:hAnsi="Times New Roman"/>
-          <w:sz w:val="22"/>
-          <w:szCs w:val="22"/>
-        </w:rPr>
-      </w:pPr>
-      <w:r>
-        <w:rPr>
-          <w:rFonts w:ascii="Times New Roman" w:hAnsi="Times New Roman"/>
           <w:color w:val="000000"/>
           <w:sz w:val="22"/>
           <w:szCs w:val="22"/>
         </w:rPr>
-        <w:t>&lt;&lt;cmgName&gt;&gt;</w:t>
+      </w:pPr>
+      <w:r>
+        <w:rPr>
+          <w:rFonts w:ascii="Times New Roman" w:hAnsi="Times New Roman"/>
+          <w:color w:val="000000"/>
+          <w:sz w:val="22"/>
+          <w:szCs w:val="22"/>
+        </w:rPr>
+        <w:t>&lt;&lt;</w:t>
+      </w:r>
+      <w:proofErr w:type="spellStart"/>
+      <w:r>
+        <w:rPr>
+          <w:rFonts w:ascii="Times New Roman" w:hAnsi="Times New Roman"/>
+          <w:color w:val="000000"/>
+          <w:sz w:val="22"/>
+          <w:szCs w:val="22"/>
+        </w:rPr>
+        <w:t>ff</w:t>
+      </w:r>
+      <w:r>
+        <w:rPr>
+          <w:rFonts w:ascii="Times New Roman" w:hAnsi="Times New Roman"/>
+          <w:color w:val="000000"/>
+          <w:sz w:val="22"/>
+          <w:szCs w:val="22"/>
+        </w:rPr>
+        <w:t>cmgName</w:t>
+      </w:r>
+      <w:proofErr w:type="spellEnd"/>
+      <w:r>
+        <w:rPr>
+          <w:rFonts w:ascii="Times New Roman" w:hAnsi="Times New Roman"/>
+          <w:color w:val="000000"/>
+          <w:sz w:val="22"/>
+          <w:szCs w:val="22"/>
+        </w:rPr>
+        <w:t>&gt;&gt;</w:t>
+      </w:r>
+    </w:p>
+    <w:p>
+      <w:pPr>
+        <w:rPr>
+          <w:rFonts w:ascii="Times New Roman" w:hAnsi="Times New Roman"/>
+          <w:sz w:val="22"/>
+          <w:szCs w:val="22"/>
+        </w:rPr>
+      </w:pPr>
+      <w:r>
+        <w:rPr>
+          <w:rFonts w:ascii="Times New Roman" w:hAnsi="Times New Roman"/>
+          <w:sz w:val="22"/>
+          <w:szCs w:val="22"/>
+        </w:rPr>
+        <w:t>Case Management Assistant, International Department</w:t>
       </w:r>
     </w:p>
     <w:sectPr>
@@ -1167,7 +1539,25 @@
         <w:sz w:val="23"/>
         <w:szCs w:val="23"/>
       </w:rPr>
-      <w:t>&lt;&lt;associateName&gt;&gt;</w:t>
+      <w:t>&lt;&lt;</w:t>
+    </w:r>
+    <w:proofErr w:type="spellStart"/>
+    <w:r>
+      <w:rPr>
+        <w:rFonts w:ascii="Times New Roman" w:hAnsi="Times New Roman"/>
+        <w:sz w:val="23"/>
+        <w:szCs w:val="23"/>
+      </w:rPr>
+      <w:t>associateName</w:t>
+    </w:r>
+    <w:proofErr w:type="spellEnd"/>
+    <w:r>
+      <w:rPr>
+        <w:rFonts w:ascii="Times New Roman" w:hAnsi="Times New Roman"/>
+        <w:sz w:val="23"/>
+        <w:szCs w:val="23"/>
+      </w:rPr>
+      <w:t>&gt;&gt;</w:t>
     </w:r>
     <w:r>
       <w:tab/>
@@ -1178,7 +1568,25 @@
         <w:sz w:val="23"/>
         <w:szCs w:val="23"/>
       </w:rPr>
-      <w:t>&lt;&lt;currentDate&gt;&gt;</w:t>
+      <w:t>&lt;&lt;</w:t>
+    </w:r>
+    <w:proofErr w:type="spellStart"/>
+    <w:r>
+      <w:rPr>
+        <w:rFonts w:ascii="Times New Roman" w:hAnsi="Times New Roman"/>
+        <w:sz w:val="23"/>
+        <w:szCs w:val="23"/>
+      </w:rPr>
+      <w:t>currentDate</w:t>
+    </w:r>
+    <w:proofErr w:type="spellEnd"/>
+    <w:r>
+      <w:rPr>
+        <w:rFonts w:ascii="Times New Roman" w:hAnsi="Times New Roman"/>
+        <w:sz w:val="23"/>
+        <w:szCs w:val="23"/>
+      </w:rPr>
+      <w:t>&gt;&gt;</w:t>
     </w:r>
   </w:p>
 </w:hdr>
